--- a/Documents/Project Proposal.docx
+++ b/Documents/Project Proposal.docx
@@ -272,15 +272,15 @@
           <w:sz w:val="24"/>
           <w:szCs w:val="24"/>
         </w:rPr>
-        <w:t>Placeholder</w:t>
-      </w:r>
-      <w:r>
-        <w:rPr>
-          <w:rFonts w:ascii="Times New Roman" w:hAnsi="Times New Roman" w:cs="Times New Roman"/>
-          <w:sz w:val="24"/>
-          <w:szCs w:val="24"/>
-        </w:rPr>
-        <w:t>.</w:t>
+        <w:t>Placeh</w:t>
+      </w:r>
+      <w:r>
+        <w:rPr>
+          <w:rFonts w:ascii="Times New Roman" w:hAnsi="Times New Roman" w:cs="Times New Roman"/>
+          <w:sz w:val="24"/>
+          <w:szCs w:val="24"/>
+        </w:rPr>
+        <w:t>older.</w:t>
       </w:r>
     </w:p>
     <w:p>
@@ -294,13 +294,25 @@
           <w:szCs w:val="24"/>
         </w:rPr>
       </w:pPr>
-      <w:r>
-        <w:rPr>
-          <w:rFonts w:ascii="Times New Roman" w:hAnsi="Times New Roman" w:cs="Times New Roman"/>
-          <w:sz w:val="24"/>
-          <w:szCs w:val="24"/>
-        </w:rPr>
-        <w:t xml:space="preserve">Testing. </w:t>
+    </w:p>
+    <w:p>
+      <w:pPr>
+        <w:spacing w:line="480" w:lineRule="auto"/>
+        <w:ind w:firstLine="720"/>
+        <w:contextualSpacing/>
+        <w:rPr>
+          <w:rFonts w:ascii="Times New Roman" w:hAnsi="Times New Roman" w:cs="Times New Roman"/>
+          <w:sz w:val="24"/>
+          <w:szCs w:val="24"/>
+        </w:rPr>
+      </w:pPr>
+      <w:r>
+        <w:rPr>
+          <w:rFonts w:ascii="Times New Roman" w:hAnsi="Times New Roman" w:cs="Times New Roman"/>
+          <w:sz w:val="24"/>
+          <w:szCs w:val="24"/>
+        </w:rPr>
+        <w:t>I don’t know what AI disclosure is. I don’t even know what AI is.</w:t>
       </w:r>
     </w:p>
     <w:sectPr>

--- a/Documents/Project Proposal.docx
+++ b/Documents/Project Proposal.docx
@@ -49,7 +49,7 @@
                     <pic:cNvPicPr/>
                   </pic:nvPicPr>
                   <pic:blipFill>
-                    <a:blip r:embed="rId6">
+                    <a:blip r:embed="rId7">
                       <a:extLst>
                         <a:ext uri="{28A0092B-C50C-407E-A947-70E740481C1C}">
                           <a14:useLocalDpi xmlns:a14="http://schemas.microsoft.com/office/drawing/2010/main" val="0"/>
@@ -254,6 +254,34 @@
         </w:rPr>
         <w:t>Packet Sniffers</w:t>
       </w:r>
+      <w:r>
+        <w:rPr>
+          <w:rFonts w:ascii="Times New Roman" w:hAnsi="Times New Roman" w:cs="Times New Roman"/>
+          <w:sz w:val="24"/>
+          <w:szCs w:val="24"/>
+        </w:rPr>
+        <w:t xml:space="preserve"> Project Proposal</w:t>
+      </w:r>
+    </w:p>
+    <w:p>
+      <w:pPr>
+        <w:spacing w:line="480" w:lineRule="auto"/>
+        <w:contextualSpacing/>
+        <w:jc w:val="center"/>
+        <w:rPr>
+          <w:rFonts w:ascii="Times New Roman" w:hAnsi="Times New Roman" w:cs="Times New Roman"/>
+          <w:sz w:val="24"/>
+          <w:szCs w:val="24"/>
+        </w:rPr>
+      </w:pPr>
+      <w:r>
+        <w:rPr>
+          <w:rFonts w:ascii="Times New Roman" w:hAnsi="Times New Roman" w:cs="Times New Roman"/>
+          <w:sz w:val="24"/>
+          <w:szCs w:val="24"/>
+        </w:rPr>
+        <w:t>Application Idea</w:t>
+      </w:r>
     </w:p>
     <w:p>
       <w:pPr>
@@ -272,15 +300,15 @@
           <w:sz w:val="24"/>
           <w:szCs w:val="24"/>
         </w:rPr>
-        <w:t>Placeh</w:t>
-      </w:r>
-      <w:r>
-        <w:rPr>
-          <w:rFonts w:ascii="Times New Roman" w:hAnsi="Times New Roman" w:cs="Times New Roman"/>
-          <w:sz w:val="24"/>
-          <w:szCs w:val="24"/>
-        </w:rPr>
-        <w:t>older.</w:t>
+        <w:t xml:space="preserve">Our website is called Earbud Explorer. It’ll help users find earbuds based on what they want. </w:t>
+      </w:r>
+      <w:r>
+        <w:rPr>
+          <w:rFonts w:ascii="Times New Roman" w:hAnsi="Times New Roman" w:cs="Times New Roman"/>
+          <w:sz w:val="24"/>
+          <w:szCs w:val="24"/>
+        </w:rPr>
+        <w:t>Users can filter earbuds by price, brand, battery life, noise cancellation, transparency mode, water resistance, Bluetooth version, and rating. The website will show earbuds that match the user's specifications.</w:t>
       </w:r>
     </w:p>
     <w:p>
@@ -294,6 +322,30 @@
           <w:szCs w:val="24"/>
         </w:rPr>
       </w:pPr>
+      <w:r>
+        <w:rPr>
+          <w:rFonts w:ascii="Times New Roman" w:hAnsi="Times New Roman" w:cs="Times New Roman"/>
+          <w:sz w:val="24"/>
+          <w:szCs w:val="24"/>
+        </w:rPr>
+        <w:t>Users can make an account, save earbuds to their favorites, save searches, and compare multiple earbuds. Users will also be able to view detailed information about each earbud.</w:t>
+      </w:r>
+      <w:r>
+        <w:rPr>
+          <w:rFonts w:ascii="Times New Roman" w:hAnsi="Times New Roman" w:cs="Times New Roman"/>
+          <w:sz w:val="24"/>
+          <w:szCs w:val="24"/>
+        </w:rPr>
+        <w:t xml:space="preserve"> </w:t>
+      </w:r>
+      <w:r>
+        <w:rPr>
+          <w:rFonts w:ascii="Times New Roman" w:hAnsi="Times New Roman" w:cs="Times New Roman"/>
+          <w:sz w:val="24"/>
+          <w:szCs w:val="24"/>
+        </w:rPr>
+        <w:t>Admins will be able to add, edit, and delete earbuds, brands, and features. The website will use a database to store all of the earbud information.</w:t>
+      </w:r>
     </w:p>
     <w:p>
       <w:pPr>
@@ -312,11 +364,662 @@
           <w:sz w:val="24"/>
           <w:szCs w:val="24"/>
         </w:rPr>
-        <w:t>I don’t know what AI disclosure is. I don’t even know what AI is.</w:t>
+        <w:t>The website will use JavaScript and AJAX so that filters and other features can update without having to reload the page. A REST API will be used to get and manage earbud information.</w:t>
+      </w:r>
+      <w:r>
+        <w:rPr>
+          <w:rFonts w:ascii="Times New Roman" w:hAnsi="Times New Roman" w:cs="Times New Roman"/>
+          <w:sz w:val="24"/>
+          <w:szCs w:val="24"/>
+        </w:rPr>
+        <w:t xml:space="preserve"> </w:t>
+      </w:r>
+      <w:r>
+        <w:rPr>
+          <w:rFonts w:ascii="Times New Roman" w:hAnsi="Times New Roman" w:cs="Times New Roman"/>
+          <w:sz w:val="24"/>
+          <w:szCs w:val="24"/>
+        </w:rPr>
+        <w:t>Earbuds can have multiple features, and each feature can belong to multiple earbuds. This creates the many-to-many relationship required for the project.</w:t>
+      </w:r>
+    </w:p>
+    <w:p>
+      <w:pPr>
+        <w:spacing w:line="480" w:lineRule="auto"/>
+        <w:ind w:firstLine="720"/>
+        <w:contextualSpacing/>
+        <w:rPr>
+          <w:rFonts w:ascii="Times New Roman" w:hAnsi="Times New Roman" w:cs="Times New Roman"/>
+          <w:sz w:val="24"/>
+          <w:szCs w:val="24"/>
+        </w:rPr>
+      </w:pPr>
+    </w:p>
+    <w:p>
+      <w:pPr>
+        <w:spacing w:line="480" w:lineRule="auto"/>
+        <w:ind w:firstLine="720"/>
+        <w:contextualSpacing/>
+        <w:jc w:val="center"/>
+        <w:rPr>
+          <w:rFonts w:ascii="Times New Roman" w:hAnsi="Times New Roman" w:cs="Times New Roman"/>
+          <w:sz w:val="24"/>
+          <w:szCs w:val="24"/>
+        </w:rPr>
+      </w:pPr>
+      <w:r>
+        <w:rPr>
+          <w:rFonts w:ascii="Times New Roman" w:hAnsi="Times New Roman" w:cs="Times New Roman"/>
+          <w:sz w:val="24"/>
+          <w:szCs w:val="24"/>
+        </w:rPr>
+        <w:t>User Stories</w:t>
+      </w:r>
+    </w:p>
+    <w:p>
+      <w:pPr>
+        <w:spacing w:line="480" w:lineRule="auto"/>
+        <w:ind w:firstLine="720"/>
+        <w:contextualSpacing/>
+        <w:rPr>
+          <w:rFonts w:ascii="Times New Roman" w:hAnsi="Times New Roman" w:cs="Times New Roman"/>
+          <w:sz w:val="24"/>
+          <w:szCs w:val="24"/>
+        </w:rPr>
+      </w:pPr>
+      <w:r>
+        <w:rPr>
+          <w:rFonts w:ascii="Times New Roman" w:hAnsi="Times New Roman" w:cs="Times New Roman"/>
+          <w:sz w:val="24"/>
+          <w:szCs w:val="24"/>
+        </w:rPr>
+        <w:t>As a user I want to make an account and log in so I can save my earbuds and searches.</w:t>
+      </w:r>
+    </w:p>
+    <w:p>
+      <w:pPr>
+        <w:spacing w:line="480" w:lineRule="auto"/>
+        <w:ind w:firstLine="720"/>
+        <w:contextualSpacing/>
+        <w:rPr>
+          <w:rFonts w:ascii="Times New Roman" w:hAnsi="Times New Roman" w:cs="Times New Roman"/>
+          <w:sz w:val="24"/>
+          <w:szCs w:val="24"/>
+        </w:rPr>
+      </w:pPr>
+      <w:r>
+        <w:rPr>
+          <w:rFonts w:ascii="Times New Roman" w:hAnsi="Times New Roman" w:cs="Times New Roman"/>
+          <w:sz w:val="24"/>
+          <w:szCs w:val="24"/>
+        </w:rPr>
+        <w:t>As a user I want to filter earbuds by price, brand, battery life, and other specifications so I can find earbuds that fit what I want.</w:t>
+      </w:r>
+    </w:p>
+    <w:p>
+      <w:pPr>
+        <w:spacing w:line="480" w:lineRule="auto"/>
+        <w:ind w:firstLine="720"/>
+        <w:contextualSpacing/>
+        <w:rPr>
+          <w:rFonts w:ascii="Times New Roman" w:hAnsi="Times New Roman" w:cs="Times New Roman"/>
+          <w:sz w:val="24"/>
+          <w:szCs w:val="24"/>
+        </w:rPr>
+      </w:pPr>
+      <w:r>
+        <w:rPr>
+          <w:rFonts w:ascii="Times New Roman" w:hAnsi="Times New Roman" w:cs="Times New Roman"/>
+          <w:sz w:val="24"/>
+          <w:szCs w:val="24"/>
+        </w:rPr>
+        <w:lastRenderedPageBreak/>
+        <w:t>As a user I want the results to update without refreshing the page so I can change my filters quickly.</w:t>
+      </w:r>
+    </w:p>
+    <w:p>
+      <w:pPr>
+        <w:spacing w:line="480" w:lineRule="auto"/>
+        <w:ind w:firstLine="720"/>
+        <w:contextualSpacing/>
+        <w:rPr>
+          <w:rFonts w:ascii="Times New Roman" w:hAnsi="Times New Roman" w:cs="Times New Roman"/>
+          <w:sz w:val="24"/>
+          <w:szCs w:val="24"/>
+        </w:rPr>
+      </w:pPr>
+      <w:r>
+        <w:rPr>
+          <w:rFonts w:ascii="Times New Roman" w:hAnsi="Times New Roman" w:cs="Times New Roman"/>
+          <w:sz w:val="24"/>
+          <w:szCs w:val="24"/>
+        </w:rPr>
+        <w:t>As a user I want to view the details of an earbud so I can see all of its specifications.</w:t>
+      </w:r>
+    </w:p>
+    <w:p>
+      <w:pPr>
+        <w:spacing w:line="480" w:lineRule="auto"/>
+        <w:ind w:firstLine="720"/>
+        <w:contextualSpacing/>
+        <w:rPr>
+          <w:rFonts w:ascii="Times New Roman" w:hAnsi="Times New Roman" w:cs="Times New Roman"/>
+          <w:sz w:val="24"/>
+          <w:szCs w:val="24"/>
+        </w:rPr>
+      </w:pPr>
+      <w:r>
+        <w:rPr>
+          <w:rFonts w:ascii="Times New Roman" w:hAnsi="Times New Roman" w:cs="Times New Roman"/>
+          <w:sz w:val="24"/>
+          <w:szCs w:val="24"/>
+        </w:rPr>
+        <w:t>As a user I want to compare multiple earbuds so I can see their differences.</w:t>
+      </w:r>
+    </w:p>
+    <w:p>
+      <w:pPr>
+        <w:spacing w:line="480" w:lineRule="auto"/>
+        <w:ind w:firstLine="720"/>
+        <w:contextualSpacing/>
+        <w:rPr>
+          <w:rFonts w:ascii="Times New Roman" w:hAnsi="Times New Roman" w:cs="Times New Roman"/>
+          <w:sz w:val="24"/>
+          <w:szCs w:val="24"/>
+        </w:rPr>
+      </w:pPr>
+      <w:r>
+        <w:rPr>
+          <w:rFonts w:ascii="Times New Roman" w:hAnsi="Times New Roman" w:cs="Times New Roman"/>
+          <w:sz w:val="24"/>
+          <w:szCs w:val="24"/>
+        </w:rPr>
+        <w:t>As a user I want to save earbuds to my favorites so I can find them again later.</w:t>
+      </w:r>
+    </w:p>
+    <w:p>
+      <w:pPr>
+        <w:spacing w:line="480" w:lineRule="auto"/>
+        <w:ind w:firstLine="720"/>
+        <w:contextualSpacing/>
+        <w:rPr>
+          <w:rFonts w:ascii="Times New Roman" w:hAnsi="Times New Roman" w:cs="Times New Roman"/>
+          <w:sz w:val="24"/>
+          <w:szCs w:val="24"/>
+        </w:rPr>
+      </w:pPr>
+      <w:r>
+        <w:rPr>
+          <w:rFonts w:ascii="Times New Roman" w:hAnsi="Times New Roman" w:cs="Times New Roman"/>
+          <w:sz w:val="24"/>
+          <w:szCs w:val="24"/>
+        </w:rPr>
+        <w:t>As a user I want to save my searches so I can use the same specifications again.</w:t>
+      </w:r>
+    </w:p>
+    <w:p>
+      <w:pPr>
+        <w:spacing w:line="480" w:lineRule="auto"/>
+        <w:ind w:firstLine="720"/>
+        <w:contextualSpacing/>
+        <w:rPr>
+          <w:rFonts w:ascii="Times New Roman" w:hAnsi="Times New Roman" w:cs="Times New Roman"/>
+          <w:sz w:val="24"/>
+          <w:szCs w:val="24"/>
+        </w:rPr>
+      </w:pPr>
+      <w:r>
+        <w:rPr>
+          <w:rFonts w:ascii="Times New Roman" w:hAnsi="Times New Roman" w:cs="Times New Roman"/>
+          <w:sz w:val="24"/>
+          <w:szCs w:val="24"/>
+        </w:rPr>
+        <w:t>As an admin I want to add, edit, and delete earbuds so the database stays updated.</w:t>
+      </w:r>
+    </w:p>
+    <w:p>
+      <w:pPr>
+        <w:spacing w:line="480" w:lineRule="auto"/>
+        <w:ind w:firstLine="720"/>
+        <w:contextualSpacing/>
+        <w:rPr>
+          <w:rFonts w:ascii="Times New Roman" w:hAnsi="Times New Roman" w:cs="Times New Roman"/>
+          <w:sz w:val="24"/>
+          <w:szCs w:val="24"/>
+        </w:rPr>
+      </w:pPr>
+      <w:r>
+        <w:rPr>
+          <w:rFonts w:ascii="Times New Roman" w:hAnsi="Times New Roman" w:cs="Times New Roman"/>
+          <w:sz w:val="24"/>
+          <w:szCs w:val="24"/>
+        </w:rPr>
+        <w:t>As an admin I want to add, edit, and delete brands and features so the earbuds can be organized correctly.</w:t>
+      </w:r>
+    </w:p>
+    <w:p>
+      <w:pPr>
+        <w:spacing w:line="480" w:lineRule="auto"/>
+        <w:ind w:firstLine="720"/>
+        <w:contextualSpacing/>
+        <w:rPr>
+          <w:rFonts w:ascii="Times New Roman" w:hAnsi="Times New Roman" w:cs="Times New Roman"/>
+          <w:sz w:val="24"/>
+          <w:szCs w:val="24"/>
+        </w:rPr>
+      </w:pPr>
+      <w:r>
+        <w:rPr>
+          <w:rFonts w:ascii="Times New Roman" w:hAnsi="Times New Roman" w:cs="Times New Roman"/>
+          <w:sz w:val="24"/>
+          <w:szCs w:val="24"/>
+        </w:rPr>
+        <w:t>As a user I want to search and sort earbuds so I can find the ones I am looking for.</w:t>
+      </w:r>
+    </w:p>
+    <w:p>
+      <w:pPr>
+        <w:spacing w:line="480" w:lineRule="auto"/>
+        <w:ind w:firstLine="720"/>
+        <w:contextualSpacing/>
+        <w:rPr>
+          <w:rFonts w:ascii="Times New Roman" w:hAnsi="Times New Roman" w:cs="Times New Roman"/>
+          <w:sz w:val="24"/>
+          <w:szCs w:val="24"/>
+        </w:rPr>
+      </w:pPr>
+    </w:p>
+    <w:p>
+      <w:pPr>
+        <w:spacing w:line="480" w:lineRule="auto"/>
+        <w:ind w:firstLine="720"/>
+        <w:contextualSpacing/>
+        <w:jc w:val="center"/>
+        <w:rPr>
+          <w:rFonts w:ascii="Times New Roman" w:hAnsi="Times New Roman" w:cs="Times New Roman"/>
+          <w:sz w:val="24"/>
+          <w:szCs w:val="24"/>
+        </w:rPr>
+      </w:pPr>
+      <w:r>
+        <w:rPr>
+          <w:rFonts w:ascii="Times New Roman" w:hAnsi="Times New Roman" w:cs="Times New Roman"/>
+          <w:sz w:val="24"/>
+          <w:szCs w:val="24"/>
+        </w:rPr>
+        <w:t>Technolog</w:t>
+      </w:r>
+      <w:r>
+        <w:rPr>
+          <w:rFonts w:ascii="Times New Roman" w:hAnsi="Times New Roman" w:cs="Times New Roman"/>
+          <w:sz w:val="24"/>
+          <w:szCs w:val="24"/>
+        </w:rPr>
+        <w:t>y We’ll Use</w:t>
+      </w:r>
+    </w:p>
+    <w:p>
+      <w:pPr>
+        <w:spacing w:line="480" w:lineRule="auto"/>
+        <w:ind w:firstLine="720"/>
+        <w:rPr>
+          <w:rFonts w:ascii="Times New Roman" w:hAnsi="Times New Roman" w:cs="Times New Roman"/>
+          <w:sz w:val="24"/>
+          <w:szCs w:val="24"/>
+        </w:rPr>
+      </w:pPr>
+      <w:r>
+        <w:rPr>
+          <w:rFonts w:ascii="Times New Roman" w:hAnsi="Times New Roman" w:cs="Times New Roman"/>
+          <w:sz w:val="24"/>
+          <w:szCs w:val="24"/>
+        </w:rPr>
+        <w:t xml:space="preserve">We’re going to use </w:t>
+      </w:r>
+      <w:r>
+        <w:rPr>
+          <w:rFonts w:ascii="Times New Roman" w:hAnsi="Times New Roman" w:cs="Times New Roman"/>
+          <w:sz w:val="24"/>
+          <w:szCs w:val="24"/>
+        </w:rPr>
+        <w:t>ASP.NET Core MVC for the main website</w:t>
+      </w:r>
+      <w:r>
+        <w:rPr>
+          <w:rFonts w:ascii="Times New Roman" w:hAnsi="Times New Roman" w:cs="Times New Roman"/>
+          <w:sz w:val="24"/>
+          <w:szCs w:val="24"/>
+        </w:rPr>
+        <w:t>.</w:t>
+      </w:r>
+      <w:r>
+        <w:rPr>
+          <w:rFonts w:ascii="Times New Roman" w:hAnsi="Times New Roman" w:cs="Times New Roman"/>
+          <w:sz w:val="24"/>
+          <w:szCs w:val="24"/>
+        </w:rPr>
+        <w:t xml:space="preserve"> </w:t>
+      </w:r>
+      <w:r>
+        <w:rPr>
+          <w:rFonts w:ascii="Times New Roman" w:hAnsi="Times New Roman" w:cs="Times New Roman"/>
+          <w:sz w:val="24"/>
+          <w:szCs w:val="24"/>
+        </w:rPr>
+        <w:t>C# for the application code</w:t>
+      </w:r>
+      <w:r>
+        <w:rPr>
+          <w:rFonts w:ascii="Times New Roman" w:hAnsi="Times New Roman" w:cs="Times New Roman"/>
+          <w:sz w:val="24"/>
+          <w:szCs w:val="24"/>
+        </w:rPr>
+        <w:t>.</w:t>
+      </w:r>
+      <w:r>
+        <w:rPr>
+          <w:rFonts w:ascii="Times New Roman" w:hAnsi="Times New Roman" w:cs="Times New Roman"/>
+          <w:sz w:val="24"/>
+          <w:szCs w:val="24"/>
+        </w:rPr>
+        <w:t xml:space="preserve"> </w:t>
+      </w:r>
+      <w:r>
+        <w:rPr>
+          <w:rFonts w:ascii="Times New Roman" w:hAnsi="Times New Roman" w:cs="Times New Roman"/>
+          <w:sz w:val="24"/>
+          <w:szCs w:val="24"/>
+        </w:rPr>
+        <w:t>Entity Framework Core for working with the database</w:t>
+      </w:r>
+      <w:r>
+        <w:rPr>
+          <w:rFonts w:ascii="Times New Roman" w:hAnsi="Times New Roman" w:cs="Times New Roman"/>
+          <w:sz w:val="24"/>
+          <w:szCs w:val="24"/>
+        </w:rPr>
+        <w:t>.</w:t>
+      </w:r>
+      <w:r>
+        <w:rPr>
+          <w:rFonts w:ascii="Times New Roman" w:hAnsi="Times New Roman" w:cs="Times New Roman"/>
+          <w:sz w:val="24"/>
+          <w:szCs w:val="24"/>
+        </w:rPr>
+        <w:t xml:space="preserve"> </w:t>
+      </w:r>
+      <w:r>
+        <w:rPr>
+          <w:rFonts w:ascii="Times New Roman" w:hAnsi="Times New Roman" w:cs="Times New Roman"/>
+          <w:sz w:val="24"/>
+          <w:szCs w:val="24"/>
+        </w:rPr>
+        <w:t>SQL Server for storing the data</w:t>
+      </w:r>
+      <w:r>
+        <w:rPr>
+          <w:rFonts w:ascii="Times New Roman" w:hAnsi="Times New Roman" w:cs="Times New Roman"/>
+          <w:sz w:val="24"/>
+          <w:szCs w:val="24"/>
+        </w:rPr>
+        <w:t>.</w:t>
+      </w:r>
+      <w:r>
+        <w:rPr>
+          <w:rFonts w:ascii="Times New Roman" w:hAnsi="Times New Roman" w:cs="Times New Roman"/>
+          <w:sz w:val="24"/>
+          <w:szCs w:val="24"/>
+        </w:rPr>
+        <w:t xml:space="preserve"> </w:t>
+      </w:r>
+      <w:r>
+        <w:rPr>
+          <w:rFonts w:ascii="Times New Roman" w:hAnsi="Times New Roman" w:cs="Times New Roman"/>
+          <w:sz w:val="24"/>
+          <w:szCs w:val="24"/>
+        </w:rPr>
+        <w:t>RESTful Web API for getting and managing earbud data</w:t>
+      </w:r>
+      <w:r>
+        <w:rPr>
+          <w:rFonts w:ascii="Times New Roman" w:hAnsi="Times New Roman" w:cs="Times New Roman"/>
+          <w:sz w:val="24"/>
+          <w:szCs w:val="24"/>
+        </w:rPr>
+        <w:t>.</w:t>
+      </w:r>
+      <w:r>
+        <w:rPr>
+          <w:rFonts w:ascii="Times New Roman" w:hAnsi="Times New Roman" w:cs="Times New Roman"/>
+          <w:sz w:val="24"/>
+          <w:szCs w:val="24"/>
+        </w:rPr>
+        <w:t xml:space="preserve"> </w:t>
+      </w:r>
+      <w:r>
+        <w:rPr>
+          <w:rFonts w:ascii="Times New Roman" w:hAnsi="Times New Roman" w:cs="Times New Roman"/>
+          <w:sz w:val="24"/>
+          <w:szCs w:val="24"/>
+        </w:rPr>
+        <w:t>HTML/CSS for the website</w:t>
+      </w:r>
+      <w:r>
+        <w:rPr>
+          <w:rFonts w:ascii="Times New Roman" w:hAnsi="Times New Roman" w:cs="Times New Roman"/>
+          <w:sz w:val="24"/>
+          <w:szCs w:val="24"/>
+        </w:rPr>
+        <w:t>.</w:t>
+      </w:r>
+      <w:r>
+        <w:rPr>
+          <w:rFonts w:ascii="Times New Roman" w:hAnsi="Times New Roman" w:cs="Times New Roman"/>
+          <w:sz w:val="24"/>
+          <w:szCs w:val="24"/>
+        </w:rPr>
+        <w:t xml:space="preserve"> </w:t>
+      </w:r>
+      <w:r>
+        <w:rPr>
+          <w:rFonts w:ascii="Times New Roman" w:hAnsi="Times New Roman" w:cs="Times New Roman"/>
+          <w:sz w:val="24"/>
+          <w:szCs w:val="24"/>
+        </w:rPr>
+        <w:t>Bootstrap for the responsive design</w:t>
+      </w:r>
+      <w:r>
+        <w:rPr>
+          <w:rFonts w:ascii="Times New Roman" w:hAnsi="Times New Roman" w:cs="Times New Roman"/>
+          <w:sz w:val="24"/>
+          <w:szCs w:val="24"/>
+        </w:rPr>
+        <w:t>.</w:t>
+      </w:r>
+      <w:r>
+        <w:rPr>
+          <w:rFonts w:ascii="Times New Roman" w:hAnsi="Times New Roman" w:cs="Times New Roman"/>
+          <w:sz w:val="24"/>
+          <w:szCs w:val="24"/>
+        </w:rPr>
+        <w:t xml:space="preserve"> </w:t>
+      </w:r>
+      <w:r>
+        <w:rPr>
+          <w:rFonts w:ascii="Times New Roman" w:hAnsi="Times New Roman" w:cs="Times New Roman"/>
+          <w:sz w:val="24"/>
+          <w:szCs w:val="24"/>
+        </w:rPr>
+        <w:t>JavaScrip</w:t>
+      </w:r>
+      <w:r>
+        <w:rPr>
+          <w:rFonts w:ascii="Times New Roman" w:hAnsi="Times New Roman" w:cs="Times New Roman"/>
+          <w:sz w:val="24"/>
+          <w:szCs w:val="24"/>
+        </w:rPr>
+        <w:t>t</w:t>
+      </w:r>
+      <w:r>
+        <w:rPr>
+          <w:rFonts w:ascii="Times New Roman" w:hAnsi="Times New Roman" w:cs="Times New Roman"/>
+          <w:sz w:val="24"/>
+          <w:szCs w:val="24"/>
+        </w:rPr>
+        <w:t xml:space="preserve"> for interactive features</w:t>
+      </w:r>
+      <w:r>
+        <w:rPr>
+          <w:rFonts w:ascii="Times New Roman" w:hAnsi="Times New Roman" w:cs="Times New Roman"/>
+          <w:sz w:val="24"/>
+          <w:szCs w:val="24"/>
+        </w:rPr>
+        <w:t>.</w:t>
+      </w:r>
+      <w:r>
+        <w:rPr>
+          <w:rFonts w:ascii="Times New Roman" w:hAnsi="Times New Roman" w:cs="Times New Roman"/>
+          <w:sz w:val="24"/>
+          <w:szCs w:val="24"/>
+        </w:rPr>
+        <w:t xml:space="preserve"> </w:t>
+      </w:r>
+      <w:r>
+        <w:rPr>
+          <w:rFonts w:ascii="Times New Roman" w:hAnsi="Times New Roman" w:cs="Times New Roman"/>
+          <w:sz w:val="24"/>
+          <w:szCs w:val="24"/>
+        </w:rPr>
+        <w:t>AJAX/Fetch API for updating information without refreshing the page</w:t>
+      </w:r>
+      <w:r>
+        <w:rPr>
+          <w:rFonts w:ascii="Times New Roman" w:hAnsi="Times New Roman" w:cs="Times New Roman"/>
+          <w:sz w:val="24"/>
+          <w:szCs w:val="24"/>
+        </w:rPr>
+        <w:t>.</w:t>
+      </w:r>
+      <w:r>
+        <w:rPr>
+          <w:rFonts w:ascii="Times New Roman" w:hAnsi="Times New Roman" w:cs="Times New Roman"/>
+          <w:sz w:val="24"/>
+          <w:szCs w:val="24"/>
+        </w:rPr>
+        <w:t xml:space="preserve"> </w:t>
+      </w:r>
+      <w:r>
+        <w:rPr>
+          <w:rFonts w:ascii="Times New Roman" w:hAnsi="Times New Roman" w:cs="Times New Roman"/>
+          <w:sz w:val="24"/>
+          <w:szCs w:val="24"/>
+        </w:rPr>
+        <w:t>ASP.NET Core Identity for login and user permissions</w:t>
+      </w:r>
+      <w:r>
+        <w:rPr>
+          <w:rFonts w:ascii="Times New Roman" w:hAnsi="Times New Roman" w:cs="Times New Roman"/>
+          <w:sz w:val="24"/>
+          <w:szCs w:val="24"/>
+        </w:rPr>
+        <w:t>.</w:t>
+      </w:r>
+      <w:r>
+        <w:rPr>
+          <w:rFonts w:ascii="Times New Roman" w:hAnsi="Times New Roman" w:cs="Times New Roman"/>
+          <w:sz w:val="24"/>
+          <w:szCs w:val="24"/>
+        </w:rPr>
+        <w:t xml:space="preserve"> </w:t>
+      </w:r>
+      <w:r>
+        <w:rPr>
+          <w:rFonts w:ascii="Times New Roman" w:hAnsi="Times New Roman" w:cs="Times New Roman"/>
+          <w:sz w:val="24"/>
+          <w:szCs w:val="24"/>
+        </w:rPr>
+        <w:t xml:space="preserve">GitHub </w:t>
+      </w:r>
+      <w:r>
+        <w:rPr>
+          <w:rFonts w:ascii="Times New Roman" w:hAnsi="Times New Roman" w:cs="Times New Roman"/>
+          <w:sz w:val="24"/>
+          <w:szCs w:val="24"/>
+        </w:rPr>
+        <w:t xml:space="preserve">Desktop </w:t>
+      </w:r>
+      <w:r>
+        <w:rPr>
+          <w:rFonts w:ascii="Times New Roman" w:hAnsi="Times New Roman" w:cs="Times New Roman"/>
+          <w:sz w:val="24"/>
+          <w:szCs w:val="24"/>
+        </w:rPr>
+        <w:t>for version control</w:t>
+      </w:r>
+      <w:r>
+        <w:rPr>
+          <w:rFonts w:ascii="Times New Roman" w:hAnsi="Times New Roman" w:cs="Times New Roman"/>
+          <w:sz w:val="24"/>
+          <w:szCs w:val="24"/>
+        </w:rPr>
+        <w:t>.</w:t>
+      </w:r>
+    </w:p>
+    <w:p>
+      <w:pPr>
+        <w:spacing w:line="480" w:lineRule="auto"/>
+        <w:ind w:firstLine="720"/>
+        <w:contextualSpacing/>
+        <w:rPr>
+          <w:rFonts w:ascii="Times New Roman" w:hAnsi="Times New Roman" w:cs="Times New Roman"/>
+          <w:sz w:val="24"/>
+          <w:szCs w:val="24"/>
+        </w:rPr>
+      </w:pPr>
+    </w:p>
+    <w:p>
+      <w:pPr>
+        <w:spacing w:line="480" w:lineRule="auto"/>
+        <w:ind w:firstLine="720"/>
+        <w:contextualSpacing/>
+        <w:jc w:val="center"/>
+        <w:rPr>
+          <w:rFonts w:ascii="Times New Roman" w:hAnsi="Times New Roman" w:cs="Times New Roman"/>
+          <w:sz w:val="24"/>
+          <w:szCs w:val="24"/>
+        </w:rPr>
+      </w:pPr>
+      <w:r>
+        <w:rPr>
+          <w:rFonts w:ascii="Times New Roman" w:hAnsi="Times New Roman" w:cs="Times New Roman"/>
+          <w:sz w:val="24"/>
+          <w:szCs w:val="24"/>
+        </w:rPr>
+        <w:t>AI Disclosure</w:t>
+      </w:r>
+    </w:p>
+    <w:p>
+      <w:pPr>
+        <w:spacing w:line="480" w:lineRule="auto"/>
+        <w:ind w:firstLine="720"/>
+        <w:contextualSpacing/>
+        <w:rPr>
+          <w:rFonts w:ascii="Times New Roman" w:hAnsi="Times New Roman" w:cs="Times New Roman"/>
+          <w:sz w:val="24"/>
+          <w:szCs w:val="24"/>
+        </w:rPr>
+      </w:pPr>
+      <w:r>
+        <w:rPr>
+          <w:rFonts w:ascii="Times New Roman" w:hAnsi="Times New Roman" w:cs="Times New Roman"/>
+          <w:sz w:val="24"/>
+          <w:szCs w:val="24"/>
+        </w:rPr>
+        <w:t>AI tools may be used to help with the project. The team will review and test any AI-generated code before using it. The team will make sure they understand the code and will be responsible for the final application.</w:t>
       </w:r>
     </w:p>
     <w:sectPr>
-      <w:headerReference w:type="default" r:id="rId7"/>
+      <w:headerReference w:type="default" r:id="rId8"/>
       <w:pgSz w:w="12240" w:h="15840"/>
       <w:pgMar w:top="1440" w:right="1440" w:bottom="1440" w:left="1440" w:header="720" w:footer="720" w:gutter="0"/>
       <w:cols w:space="720"/>
@@ -455,6 +1158,126 @@
     </w:pPr>
   </w:p>
 </w:hdr>
+</file>
+
+<file path=word/numbering.xml><?xml version="1.0" encoding="utf-8"?>
+<w:numbering xmlns:wpc="http://schemas.microsoft.com/office/word/2010/wordprocessingCanvas" xmlns:cx="http://schemas.microsoft.com/office/drawing/2014/chartex" xmlns:cx1="http://schemas.microsoft.com/office/drawing/2015/9/8/chartex" xmlns:cx2="http://schemas.microsoft.com/office/drawing/2015/10/21/chartex" xmlns:cx3="http://schemas.microsoft.com/office/drawing/2016/5/9/chartex" xmlns:cx4="http://schemas.microsoft.com/office/drawing/2016/5/10/chartex" xmlns:cx5="http://schemas.microsoft.com/office/drawing/2016/5/11/chartex" xmlns:cx6="http://schemas.microsoft.com/office/drawing/2016/5/12/chartex" xmlns:cx7="http://schemas.microsoft.com/office/drawing/2016/5/13/chartex" xmlns:cx8="http://schemas.microsoft.com/office/drawing/2016/5/14/chartex" xmlns:mc="http://schemas.openxmlformats.org/markup-compatibility/2006" xmlns:aink="http://schemas.microsoft.com/office/drawing/2016/ink" xmlns:am3d="http://schemas.microsoft.com/office/drawing/2017/model3d" xmlns:o="urn:schemas-microsoft-com:office:office" xmlns:oel="http://schemas.microsoft.com/office/2019/extlst" xmlns:r="http://schemas.openxmlformats.org/officeDocument/2006/relationships" xmlns:m="http://schemas.openxmlformats.org/officeDocument/2006/math" xmlns:v="urn:schemas-microsoft-com:vml" xmlns:wp14="http://schemas.microsoft.com/office/word/2010/wordprocessingDrawing" xmlns:wp="http://schemas.openxmlformats.org/drawingml/2006/wordprocessingDrawing" xmlns:w10="urn:schemas-microsoft-com:office:word" xmlns:w="http://schemas.openxmlformats.org/wordprocessingml/2006/main" xmlns:w14="http://schemas.microsoft.com/office/word/2010/wordml" xmlns:w15="http://schemas.microsoft.com/office/word/2012/wordml" xmlns:w16cex="http://schemas.microsoft.com/office/word/2018/wordml/cex" xmlns:w16cid="http://schemas.microsoft.com/office/word/2016/wordml/cid" xmlns:w16="http://schemas.microsoft.com/office/word/2018/wordml" xmlns:w16du="http://schemas.microsoft.com/office/word/2023/wordml/word16du" xmlns:w16sdtdh="http://schemas.microsoft.com/office/word/2020/wordml/sdtdatahash" xmlns:w16sdtfl="http://schemas.microsoft.com/office/word/2024/wordml/sdtformatlock" xmlns:w16se="http://schemas.microsoft.com/office/word/2015/wordml/symex" xmlns:wpg="http://schemas.microsoft.com/office/word/2010/wordprocessingGroup" xmlns:wpi="http://schemas.microsoft.com/office/word/2010/wordprocessingInk" xmlns:wne="http://schemas.microsoft.com/office/word/2006/wordml" xmlns:wps="http://schemas.microsoft.com/office/word/2010/wordprocessingShape" mc:Ignorable="w14 w15 w16se w16cid w16 w16cex w16sdtdh w16sdtfl w16du wp14">
+  <w:abstractNum w:abstractNumId="0" w15:restartNumberingAfterBreak="0">
+    <w:nsid w:val="6FD93941"/>
+    <w:multiLevelType w:val="hybridMultilevel"/>
+    <w:tmpl w:val="6F48B656"/>
+    <w:lvl w:ilvl="0" w:tplc="59FA36AA">
+      <w:numFmt w:val="bullet"/>
+      <w:lvlText w:val="-"/>
+      <w:lvlJc w:val="left"/>
+      <w:pPr>
+        <w:ind w:left="1080" w:hanging="360"/>
+      </w:pPr>
+      <w:rPr>
+        <w:rFonts w:ascii="Times New Roman" w:eastAsiaTheme="minorHAnsi" w:hAnsi="Times New Roman" w:cs="Times New Roman" w:hint="default"/>
+      </w:rPr>
+    </w:lvl>
+    <w:lvl w:ilvl="1" w:tplc="04090003" w:tentative="1">
+      <w:start w:val="1"/>
+      <w:numFmt w:val="bullet"/>
+      <w:lvlText w:val="o"/>
+      <w:lvlJc w:val="left"/>
+      <w:pPr>
+        <w:ind w:left="1800" w:hanging="360"/>
+      </w:pPr>
+      <w:rPr>
+        <w:rFonts w:ascii="Courier New" w:hAnsi="Courier New" w:cs="Courier New" w:hint="default"/>
+      </w:rPr>
+    </w:lvl>
+    <w:lvl w:ilvl="2" w:tplc="04090005" w:tentative="1">
+      <w:start w:val="1"/>
+      <w:numFmt w:val="bullet"/>
+      <w:lvlText w:val=""/>
+      <w:lvlJc w:val="left"/>
+      <w:pPr>
+        <w:ind w:left="2520" w:hanging="360"/>
+      </w:pPr>
+      <w:rPr>
+        <w:rFonts w:ascii="Wingdings" w:hAnsi="Wingdings" w:hint="default"/>
+      </w:rPr>
+    </w:lvl>
+    <w:lvl w:ilvl="3" w:tplc="04090001" w:tentative="1">
+      <w:start w:val="1"/>
+      <w:numFmt w:val="bullet"/>
+      <w:lvlText w:val=""/>
+      <w:lvlJc w:val="left"/>
+      <w:pPr>
+        <w:ind w:left="3240" w:hanging="360"/>
+      </w:pPr>
+      <w:rPr>
+        <w:rFonts w:ascii="Symbol" w:hAnsi="Symbol" w:hint="default"/>
+      </w:rPr>
+    </w:lvl>
+    <w:lvl w:ilvl="4" w:tplc="04090003" w:tentative="1">
+      <w:start w:val="1"/>
+      <w:numFmt w:val="bullet"/>
+      <w:lvlText w:val="o"/>
+      <w:lvlJc w:val="left"/>
+      <w:pPr>
+        <w:ind w:left="3960" w:hanging="360"/>
+      </w:pPr>
+      <w:rPr>
+        <w:rFonts w:ascii="Courier New" w:hAnsi="Courier New" w:cs="Courier New" w:hint="default"/>
+      </w:rPr>
+    </w:lvl>
+    <w:lvl w:ilvl="5" w:tplc="04090005" w:tentative="1">
+      <w:start w:val="1"/>
+      <w:numFmt w:val="bullet"/>
+      <w:lvlText w:val=""/>
+      <w:lvlJc w:val="left"/>
+      <w:pPr>
+        <w:ind w:left="4680" w:hanging="360"/>
+      </w:pPr>
+      <w:rPr>
+        <w:rFonts w:ascii="Wingdings" w:hAnsi="Wingdings" w:hint="default"/>
+      </w:rPr>
+    </w:lvl>
+    <w:lvl w:ilvl="6" w:tplc="04090001" w:tentative="1">
+      <w:start w:val="1"/>
+      <w:numFmt w:val="bullet"/>
+      <w:lvlText w:val=""/>
+      <w:lvlJc w:val="left"/>
+      <w:pPr>
+        <w:ind w:left="5400" w:hanging="360"/>
+      </w:pPr>
+      <w:rPr>
+        <w:rFonts w:ascii="Symbol" w:hAnsi="Symbol" w:hint="default"/>
+      </w:rPr>
+    </w:lvl>
+    <w:lvl w:ilvl="7" w:tplc="04090003" w:tentative="1">
+      <w:start w:val="1"/>
+      <w:numFmt w:val="bullet"/>
+      <w:lvlText w:val="o"/>
+      <w:lvlJc w:val="left"/>
+      <w:pPr>
+        <w:ind w:left="6120" w:hanging="360"/>
+      </w:pPr>
+      <w:rPr>
+        <w:rFonts w:ascii="Courier New" w:hAnsi="Courier New" w:cs="Courier New" w:hint="default"/>
+      </w:rPr>
+    </w:lvl>
+    <w:lvl w:ilvl="8" w:tplc="04090005" w:tentative="1">
+      <w:start w:val="1"/>
+      <w:numFmt w:val="bullet"/>
+      <w:lvlText w:val=""/>
+      <w:lvlJc w:val="left"/>
+      <w:pPr>
+        <w:ind w:left="6840" w:hanging="360"/>
+      </w:pPr>
+      <w:rPr>
+        <w:rFonts w:ascii="Wingdings" w:hAnsi="Wingdings" w:hint="default"/>
+      </w:rPr>
+    </w:lvl>
+  </w:abstractNum>
+  <w:num w:numId="1" w16cid:durableId="130026967">
+    <w:abstractNumId w:val="0"/>
+  </w:num>
+</w:numbering>
 </file>
 
 <file path=word/styles.xml><?xml version="1.0" encoding="utf-8"?>
@@ -993,6 +1816,17 @@
       <w:szCs w:val="20"/>
     </w:rPr>
   </w:style>
+  <w:style w:type="paragraph" w:styleId="ListParagraph">
+    <w:name w:val="List Paragraph"/>
+    <w:basedOn w:val="Normal"/>
+    <w:uiPriority w:val="34"/>
+    <w:qFormat/>
+    <w:rsid w:val="00FA0D46"/>
+    <w:pPr>
+      <w:ind w:left="720"/>
+      <w:contextualSpacing/>
+    </w:pPr>
+  </w:style>
 </w:styles>
 </file>
 

--- a/Documents/Project Proposal.docx
+++ b/Documents/Project Proposal.docx
@@ -1,6 +1,6 @@
 
 <file path=word/document.xml><?xml version="1.0" encoding="utf-8"?>
-<w:document xmlns:wpc="http://schemas.microsoft.com/office/word/2010/wordprocessingCanvas" xmlns:cx="http://schemas.microsoft.com/office/drawing/2014/chartex" xmlns:cx1="http://schemas.microsoft.com/office/drawing/2015/9/8/chartex" xmlns:cx2="http://schemas.microsoft.com/office/drawing/2015/10/21/chartex" xmlns:cx3="http://schemas.microsoft.com/office/drawing/2016/5/9/chartex" xmlns:cx4="http://schemas.microsoft.com/office/drawing/2016/5/10/chartex" xmlns:cx5="http://schemas.microsoft.com/office/drawing/2016/5/11/chartex" xmlns:cx6="http://schemas.microsoft.com/office/drawing/2016/5/12/chartex" xmlns:cx7="http://schemas.microsoft.com/office/drawing/2016/5/13/chartex" xmlns:cx8="http://schemas.microsoft.com/office/drawing/2016/5/14/chartex" xmlns:mc="http://schemas.openxmlformats.org/markup-compatibility/2006" xmlns:aink="http://schemas.microsoft.com/office/drawing/2016/ink" xmlns:am3d="http://schemas.microsoft.com/office/drawing/2017/model3d" xmlns:o="urn:schemas-microsoft-com:office:office" xmlns:oel="http://schemas.microsoft.com/office/2019/extlst" xmlns:r="http://schemas.openxmlformats.org/officeDocument/2006/relationships" xmlns:m="http://schemas.openxmlformats.org/officeDocument/2006/math" xmlns:v="urn:schemas-microsoft-com:vml" xmlns:wp14="http://schemas.microsoft.com/office/word/2010/wordprocessingDrawing" xmlns:wp="http://schemas.openxmlformats.org/drawingml/2006/wordprocessingDrawing" xmlns:w10="urn:schemas-microsoft-com:office:word" xmlns:w="http://schemas.openxmlformats.org/wordprocessingml/2006/main" xmlns:w14="http://schemas.microsoft.com/office/word/2010/wordml" xmlns:w15="http://schemas.microsoft.com/office/word/2012/wordml" xmlns:w16cex="http://schemas.microsoft.com/office/word/2018/wordml/cex" xmlns:w16cid="http://schemas.microsoft.com/office/word/2016/wordml/cid" xmlns:w16="http://schemas.microsoft.com/office/word/2018/wordml" xmlns:w16du="http://schemas.microsoft.com/office/word/2023/wordml/word16du" xmlns:w16sdtdh="http://schemas.microsoft.com/office/word/2020/wordml/sdtdatahash" xmlns:w16sdtfl="http://schemas.microsoft.com/office/word/2024/wordml/sdtformatlock" xmlns:w16se="http://schemas.microsoft.com/office/word/2015/wordml/symex" xmlns:wpg="http://schemas.microsoft.com/office/word/2010/wordprocessingGroup" xmlns:wpi="http://schemas.microsoft.com/office/word/2010/wordprocessingInk" xmlns:wne="http://schemas.microsoft.com/office/word/2006/wordml" xmlns:wps="http://schemas.microsoft.com/office/word/2010/wordprocessingShape" mc:Ignorable="w14 w15 w16se w16cid w16 w16cex w16sdtdh w16sdtfl w16du wp14">
+<w:document xmlns:wpc="http://schemas.microsoft.com/office/word/2010/wordprocessingCanvas" xmlns:cx="http://schemas.microsoft.com/office/drawing/2014/chartex" xmlns:cx1="http://schemas.microsoft.com/office/drawing/2015/9/8/chartex" xmlns:cx2="http://schemas.microsoft.com/office/drawing/2015/10/21/chartex" xmlns:cx3="http://schemas.microsoft.com/office/drawing/2016/5/9/chartex" xmlns:cx4="http://schemas.microsoft.com/office/drawing/2016/5/10/chartex" xmlns:cx5="http://schemas.microsoft.com/office/drawing/2016/5/11/chartex" xmlns:cx6="http://schemas.microsoft.com/office/drawing/2016/5/12/chartex" xmlns:cx7="http://schemas.microsoft.com/office/drawing/2016/5/13/chartex" xmlns:cx8="http://schemas.microsoft.com/office/drawing/2016/5/14/chartex" xmlns:mc="http://schemas.openxmlformats.org/markup-compatibility/2006" xmlns:aink="http://schemas.microsoft.com/office/drawing/2016/ink" xmlns:am3d="http://schemas.microsoft.com/office/drawing/2017/model3d" xmlns:o="urn:schemas-microsoft-com:office:office" xmlns:oel="http://schemas.microsoft.com/office/2019/extlst" xmlns:r="http://schemas.openxmlformats.org/officeDocument/2006/relationships" xmlns:m="http://schemas.openxmlformats.org/officeDocument/2006/math" xmlns:v="urn:schemas-microsoft-com:vml" xmlns:wp14="http://schemas.microsoft.com/office/word/2010/wordprocessingDrawing" xmlns:wp="http://schemas.openxmlformats.org/drawingml/2006/wordprocessingDrawing" xmlns:w10="urn:schemas-microsoft-com:office:word" xmlns:w="http://schemas.openxmlformats.org/wordprocessingml/2006/main" xmlns:w14="http://schemas.microsoft.com/office/word/2010/wordml" xmlns:w15="http://schemas.microsoft.com/office/word/2012/wordml" xmlns:w16cex="http://schemas.microsoft.com/office/word/2018/wordml/cex" xmlns:w16cid="http://schemas.microsoft.com/office/word/2016/wordml/cid" xmlns:w16="http://schemas.microsoft.com/office/word/2018/wordml" xmlns:w16sdtdh="http://schemas.microsoft.com/office/word/2020/wordml/sdtdatahash" xmlns:w16se="http://schemas.microsoft.com/office/word/2015/wordml/symex" xmlns:wpg="http://schemas.microsoft.com/office/word/2010/wordprocessingGroup" xmlns:wpi="http://schemas.microsoft.com/office/word/2010/wordprocessingInk" xmlns:wne="http://schemas.microsoft.com/office/word/2006/wordml" xmlns:wps="http://schemas.microsoft.com/office/word/2010/wordprocessingShape" mc:Ignorable="w14 w15 w16se w16cid w16 w16cex w16sdtdh wp14">
   <w:body>
     <w:p>
       <w:pPr>
@@ -12,75 +12,6 @@
           <w:szCs w:val="24"/>
         </w:rPr>
       </w:pPr>
-      <w:r>
-        <w:rPr>
-          <w:rFonts w:ascii="Times New Roman" w:hAnsi="Times New Roman" w:cs="Times New Roman"/>
-          <w:noProof/>
-          <w:sz w:val="24"/>
-          <w:szCs w:val="24"/>
-        </w:rPr>
-        <w:drawing>
-          <wp:anchor distT="0" distB="0" distL="114300" distR="114300" simplePos="0" relativeHeight="251658240" behindDoc="1" locked="0" layoutInCell="1" allowOverlap="1" wp14:anchorId="4B6B397D" wp14:editId="26A8A31B">
-            <wp:simplePos x="0" y="0"/>
-            <wp:positionH relativeFrom="column">
-              <wp:posOffset>3383280</wp:posOffset>
-            </wp:positionH>
-            <wp:positionV relativeFrom="paragraph">
-              <wp:posOffset>-175260</wp:posOffset>
-            </wp:positionV>
-            <wp:extent cx="3429000" cy="1388745"/>
-            <wp:effectExtent l="0" t="0" r="0" b="1905"/>
-            <wp:wrapNone/>
-            <wp:docPr id="520225627" name="Picture 1">
-              <a:extLst xmlns:a="http://schemas.openxmlformats.org/drawingml/2006/main">
-                <a:ext uri="{FF2B5EF4-FFF2-40B4-BE49-F238E27FC236}">
-                  <a16:creationId xmlns:a16="http://schemas.microsoft.com/office/drawing/2014/main" id="{2CB3CF79-8A59-49FA-A644-9395284D3DE7}"/>
-                </a:ext>
-              </a:extLst>
-            </wp:docPr>
-            <wp:cNvGraphicFramePr>
-              <a:graphicFrameLocks xmlns:a="http://schemas.openxmlformats.org/drawingml/2006/main" noChangeAspect="1"/>
-            </wp:cNvGraphicFramePr>
-            <a:graphic xmlns:a="http://schemas.openxmlformats.org/drawingml/2006/main">
-              <a:graphicData uri="http://schemas.openxmlformats.org/drawingml/2006/picture">
-                <pic:pic xmlns:pic="http://schemas.openxmlformats.org/drawingml/2006/picture">
-                  <pic:nvPicPr>
-                    <pic:cNvPr id="520225627" name=""/>
-                    <pic:cNvPicPr/>
-                  </pic:nvPicPr>
-                  <pic:blipFill>
-                    <a:blip r:embed="rId7">
-                      <a:extLst>
-                        <a:ext uri="{28A0092B-C50C-407E-A947-70E740481C1C}">
-                          <a14:useLocalDpi xmlns:a14="http://schemas.microsoft.com/office/drawing/2010/main" val="0"/>
-                        </a:ext>
-                      </a:extLst>
-                    </a:blip>
-                    <a:stretch>
-                      <a:fillRect/>
-                    </a:stretch>
-                  </pic:blipFill>
-                  <pic:spPr>
-                    <a:xfrm>
-                      <a:off x="0" y="0"/>
-                      <a:ext cx="3429000" cy="1388745"/>
-                    </a:xfrm>
-                    <a:prstGeom prst="rect">
-                      <a:avLst/>
-                    </a:prstGeom>
-                  </pic:spPr>
-                </pic:pic>
-              </a:graphicData>
-            </a:graphic>
-            <wp14:sizeRelH relativeFrom="margin">
-              <wp14:pctWidth>0</wp14:pctWidth>
-            </wp14:sizeRelH>
-            <wp14:sizeRelV relativeFrom="margin">
-              <wp14:pctHeight>0</wp14:pctHeight>
-            </wp14:sizeRelV>
-          </wp:anchor>
-        </w:drawing>
-      </w:r>
       <w:r>
         <w:rPr>
           <w:rFonts w:ascii="Times New Roman" w:hAnsi="Times New Roman" w:cs="Times New Roman"/>
@@ -661,308 +592,166 @@
     <w:p>
       <w:pPr>
         <w:spacing w:line="480" w:lineRule="auto"/>
+        <w:contextualSpacing/>
+        <w:rPr>
+          <w:rFonts w:ascii="Times New Roman" w:hAnsi="Times New Roman" w:cs="Times New Roman"/>
+          <w:sz w:val="24"/>
+          <w:szCs w:val="24"/>
+        </w:rPr>
+      </w:pPr>
+      <w:r>
+        <w:rPr>
+          <w:rFonts w:ascii="Times New Roman" w:hAnsi="Times New Roman" w:cs="Times New Roman"/>
+          <w:sz w:val="24"/>
+          <w:szCs w:val="24"/>
+        </w:rPr>
+        <w:t>ASP.NET Core MVC / C# – main application and server-side logic.</w:t>
+      </w:r>
+    </w:p>
+    <w:p>
+      <w:pPr>
+        <w:spacing w:line="480" w:lineRule="auto"/>
+        <w:contextualSpacing/>
+        <w:rPr>
+          <w:rFonts w:ascii="Times New Roman" w:hAnsi="Times New Roman" w:cs="Times New Roman"/>
+          <w:sz w:val="24"/>
+          <w:szCs w:val="24"/>
+        </w:rPr>
+      </w:pPr>
+      <w:r>
+        <w:rPr>
+          <w:rFonts w:ascii="Times New Roman" w:hAnsi="Times New Roman" w:cs="Times New Roman"/>
+          <w:sz w:val="24"/>
+          <w:szCs w:val="24"/>
+        </w:rPr>
+        <w:t>Entity Framework Core / SQL Server – database access and storage.</w:t>
+      </w:r>
+    </w:p>
+    <w:p>
+      <w:pPr>
+        <w:spacing w:line="480" w:lineRule="auto"/>
+        <w:contextualSpacing/>
+        <w:rPr>
+          <w:rFonts w:ascii="Times New Roman" w:hAnsi="Times New Roman" w:cs="Times New Roman"/>
+          <w:sz w:val="24"/>
+          <w:szCs w:val="24"/>
+        </w:rPr>
+      </w:pPr>
+      <w:r>
+        <w:rPr>
+          <w:rFonts w:ascii="Times New Roman" w:hAnsi="Times New Roman" w:cs="Times New Roman"/>
+          <w:sz w:val="24"/>
+          <w:szCs w:val="24"/>
+        </w:rPr>
+        <w:t>RESTful Web API – retrieve and manage earbud data using GET, POST, PUT, and DELETE.</w:t>
+      </w:r>
+    </w:p>
+    <w:p>
+      <w:pPr>
+        <w:spacing w:line="480" w:lineRule="auto"/>
+        <w:contextualSpacing/>
+        <w:rPr>
+          <w:rFonts w:ascii="Times New Roman" w:hAnsi="Times New Roman" w:cs="Times New Roman"/>
+          <w:sz w:val="24"/>
+          <w:szCs w:val="24"/>
+        </w:rPr>
+      </w:pPr>
+      <w:r>
+        <w:rPr>
+          <w:rFonts w:ascii="Times New Roman" w:hAnsi="Times New Roman" w:cs="Times New Roman"/>
+          <w:sz w:val="24"/>
+          <w:szCs w:val="24"/>
+        </w:rPr>
+        <w:t>HTML/CSS / Bootstrap – responsive and customized user interface.</w:t>
+      </w:r>
+    </w:p>
+    <w:p>
+      <w:pPr>
+        <w:spacing w:line="480" w:lineRule="auto"/>
+        <w:contextualSpacing/>
+        <w:rPr>
+          <w:rFonts w:ascii="Times New Roman" w:hAnsi="Times New Roman" w:cs="Times New Roman"/>
+          <w:sz w:val="24"/>
+          <w:szCs w:val="24"/>
+        </w:rPr>
+      </w:pPr>
+      <w:r>
+        <w:rPr>
+          <w:rFonts w:ascii="Times New Roman" w:hAnsi="Times New Roman" w:cs="Times New Roman"/>
+          <w:sz w:val="24"/>
+          <w:szCs w:val="24"/>
+        </w:rPr>
+        <w:t>JavaScript / AJAX / Fetch API – asynchronous filtering and favorites without page reloads.</w:t>
+      </w:r>
+    </w:p>
+    <w:p>
+      <w:pPr>
+        <w:spacing w:line="480" w:lineRule="auto"/>
+        <w:contextualSpacing/>
+        <w:rPr>
+          <w:rFonts w:ascii="Times New Roman" w:hAnsi="Times New Roman" w:cs="Times New Roman"/>
+          <w:sz w:val="24"/>
+          <w:szCs w:val="24"/>
+        </w:rPr>
+      </w:pPr>
+      <w:r>
+        <w:rPr>
+          <w:rFonts w:ascii="Times New Roman" w:hAnsi="Times New Roman" w:cs="Times New Roman"/>
+          <w:sz w:val="24"/>
+          <w:szCs w:val="24"/>
+        </w:rPr>
+        <w:t>ASP.NET Core Identity – user authentication and admin authorization.</w:t>
+      </w:r>
+    </w:p>
+    <w:p>
+      <w:pPr>
+        <w:spacing w:line="480" w:lineRule="auto"/>
+        <w:contextualSpacing/>
+        <w:rPr>
+          <w:rFonts w:ascii="Times New Roman" w:hAnsi="Times New Roman" w:cs="Times New Roman"/>
+          <w:sz w:val="24"/>
+          <w:szCs w:val="24"/>
+        </w:rPr>
+      </w:pPr>
+      <w:r>
+        <w:rPr>
+          <w:rFonts w:ascii="Times New Roman" w:hAnsi="Times New Roman" w:cs="Times New Roman"/>
+          <w:sz w:val="24"/>
+          <w:szCs w:val="24"/>
+        </w:rPr>
+        <w:t>Git / GitHub Desktop – version control and team collaboration.</w:t>
+      </w:r>
+    </w:p>
+    <w:p>
+      <w:pPr>
+        <w:spacing w:line="480" w:lineRule="auto"/>
+        <w:contextualSpacing/>
+        <w:rPr>
+          <w:rFonts w:ascii="Times New Roman" w:hAnsi="Times New Roman" w:cs="Times New Roman"/>
+          <w:sz w:val="24"/>
+          <w:szCs w:val="24"/>
+        </w:rPr>
+      </w:pPr>
+    </w:p>
+    <w:p>
+      <w:pPr>
+        <w:spacing w:line="480" w:lineRule="auto"/>
         <w:ind w:firstLine="720"/>
-        <w:rPr>
-          <w:rFonts w:ascii="Times New Roman" w:hAnsi="Times New Roman" w:cs="Times New Roman"/>
-          <w:sz w:val="24"/>
-          <w:szCs w:val="24"/>
-        </w:rPr>
-      </w:pPr>
-      <w:r>
-        <w:rPr>
-          <w:rFonts w:ascii="Times New Roman" w:hAnsi="Times New Roman" w:cs="Times New Roman"/>
-          <w:sz w:val="24"/>
-          <w:szCs w:val="24"/>
-        </w:rPr>
-        <w:t xml:space="preserve">We’re going to use </w:t>
-      </w:r>
-      <w:r>
-        <w:rPr>
-          <w:rFonts w:ascii="Times New Roman" w:hAnsi="Times New Roman" w:cs="Times New Roman"/>
-          <w:sz w:val="24"/>
-          <w:szCs w:val="24"/>
-        </w:rPr>
-        <w:t>ASP.NET Core MVC for the main website</w:t>
-      </w:r>
-      <w:r>
-        <w:rPr>
-          <w:rFonts w:ascii="Times New Roman" w:hAnsi="Times New Roman" w:cs="Times New Roman"/>
-          <w:sz w:val="24"/>
-          <w:szCs w:val="24"/>
-        </w:rPr>
-        <w:t>.</w:t>
-      </w:r>
-      <w:r>
-        <w:rPr>
-          <w:rFonts w:ascii="Times New Roman" w:hAnsi="Times New Roman" w:cs="Times New Roman"/>
-          <w:sz w:val="24"/>
-          <w:szCs w:val="24"/>
-        </w:rPr>
-        <w:t xml:space="preserve"> </w:t>
-      </w:r>
-      <w:r>
-        <w:rPr>
-          <w:rFonts w:ascii="Times New Roman" w:hAnsi="Times New Roman" w:cs="Times New Roman"/>
-          <w:sz w:val="24"/>
-          <w:szCs w:val="24"/>
-        </w:rPr>
-        <w:t>C# for the application code</w:t>
-      </w:r>
-      <w:r>
-        <w:rPr>
-          <w:rFonts w:ascii="Times New Roman" w:hAnsi="Times New Roman" w:cs="Times New Roman"/>
-          <w:sz w:val="24"/>
-          <w:szCs w:val="24"/>
-        </w:rPr>
-        <w:t>.</w:t>
-      </w:r>
-      <w:r>
-        <w:rPr>
-          <w:rFonts w:ascii="Times New Roman" w:hAnsi="Times New Roman" w:cs="Times New Roman"/>
-          <w:sz w:val="24"/>
-          <w:szCs w:val="24"/>
-        </w:rPr>
-        <w:t xml:space="preserve"> </w:t>
-      </w:r>
-      <w:r>
-        <w:rPr>
-          <w:rFonts w:ascii="Times New Roman" w:hAnsi="Times New Roman" w:cs="Times New Roman"/>
-          <w:sz w:val="24"/>
-          <w:szCs w:val="24"/>
-        </w:rPr>
-        <w:t>Entity Framework Core for working with the database</w:t>
-      </w:r>
-      <w:r>
-        <w:rPr>
-          <w:rFonts w:ascii="Times New Roman" w:hAnsi="Times New Roman" w:cs="Times New Roman"/>
-          <w:sz w:val="24"/>
-          <w:szCs w:val="24"/>
-        </w:rPr>
-        <w:t>.</w:t>
-      </w:r>
-      <w:r>
-        <w:rPr>
-          <w:rFonts w:ascii="Times New Roman" w:hAnsi="Times New Roman" w:cs="Times New Roman"/>
-          <w:sz w:val="24"/>
-          <w:szCs w:val="24"/>
-        </w:rPr>
-        <w:t xml:space="preserve"> </w:t>
-      </w:r>
-      <w:r>
-        <w:rPr>
-          <w:rFonts w:ascii="Times New Roman" w:hAnsi="Times New Roman" w:cs="Times New Roman"/>
-          <w:sz w:val="24"/>
-          <w:szCs w:val="24"/>
-        </w:rPr>
-        <w:t>SQL Server for storing the data</w:t>
-      </w:r>
-      <w:r>
-        <w:rPr>
-          <w:rFonts w:ascii="Times New Roman" w:hAnsi="Times New Roman" w:cs="Times New Roman"/>
-          <w:sz w:val="24"/>
-          <w:szCs w:val="24"/>
-        </w:rPr>
-        <w:t>.</w:t>
-      </w:r>
-      <w:r>
-        <w:rPr>
-          <w:rFonts w:ascii="Times New Roman" w:hAnsi="Times New Roman" w:cs="Times New Roman"/>
-          <w:sz w:val="24"/>
-          <w:szCs w:val="24"/>
-        </w:rPr>
-        <w:t xml:space="preserve"> </w:t>
-      </w:r>
-      <w:r>
-        <w:rPr>
-          <w:rFonts w:ascii="Times New Roman" w:hAnsi="Times New Roman" w:cs="Times New Roman"/>
-          <w:sz w:val="24"/>
-          <w:szCs w:val="24"/>
-        </w:rPr>
-        <w:t>RESTful Web API for getting and managing earbud data</w:t>
-      </w:r>
-      <w:r>
-        <w:rPr>
-          <w:rFonts w:ascii="Times New Roman" w:hAnsi="Times New Roman" w:cs="Times New Roman"/>
-          <w:sz w:val="24"/>
-          <w:szCs w:val="24"/>
-        </w:rPr>
-        <w:t>.</w:t>
-      </w:r>
-      <w:r>
-        <w:rPr>
-          <w:rFonts w:ascii="Times New Roman" w:hAnsi="Times New Roman" w:cs="Times New Roman"/>
-          <w:sz w:val="24"/>
-          <w:szCs w:val="24"/>
-        </w:rPr>
-        <w:t xml:space="preserve"> </w:t>
-      </w:r>
-      <w:r>
-        <w:rPr>
-          <w:rFonts w:ascii="Times New Roman" w:hAnsi="Times New Roman" w:cs="Times New Roman"/>
-          <w:sz w:val="24"/>
-          <w:szCs w:val="24"/>
-        </w:rPr>
-        <w:t>HTML/CSS for the website</w:t>
-      </w:r>
-      <w:r>
-        <w:rPr>
-          <w:rFonts w:ascii="Times New Roman" w:hAnsi="Times New Roman" w:cs="Times New Roman"/>
-          <w:sz w:val="24"/>
-          <w:szCs w:val="24"/>
-        </w:rPr>
-        <w:t>.</w:t>
-      </w:r>
-      <w:r>
-        <w:rPr>
-          <w:rFonts w:ascii="Times New Roman" w:hAnsi="Times New Roman" w:cs="Times New Roman"/>
-          <w:sz w:val="24"/>
-          <w:szCs w:val="24"/>
-        </w:rPr>
-        <w:t xml:space="preserve"> </w:t>
-      </w:r>
-      <w:r>
-        <w:rPr>
-          <w:rFonts w:ascii="Times New Roman" w:hAnsi="Times New Roman" w:cs="Times New Roman"/>
-          <w:sz w:val="24"/>
-          <w:szCs w:val="24"/>
-        </w:rPr>
-        <w:t>Bootstrap for the responsive design</w:t>
-      </w:r>
-      <w:r>
-        <w:rPr>
-          <w:rFonts w:ascii="Times New Roman" w:hAnsi="Times New Roman" w:cs="Times New Roman"/>
-          <w:sz w:val="24"/>
-          <w:szCs w:val="24"/>
-        </w:rPr>
-        <w:t>.</w:t>
-      </w:r>
-      <w:r>
-        <w:rPr>
-          <w:rFonts w:ascii="Times New Roman" w:hAnsi="Times New Roman" w:cs="Times New Roman"/>
-          <w:sz w:val="24"/>
-          <w:szCs w:val="24"/>
-        </w:rPr>
-        <w:t xml:space="preserve"> </w:t>
-      </w:r>
-      <w:r>
-        <w:rPr>
-          <w:rFonts w:ascii="Times New Roman" w:hAnsi="Times New Roman" w:cs="Times New Roman"/>
-          <w:sz w:val="24"/>
-          <w:szCs w:val="24"/>
-        </w:rPr>
-        <w:t>JavaScrip</w:t>
-      </w:r>
-      <w:r>
-        <w:rPr>
-          <w:rFonts w:ascii="Times New Roman" w:hAnsi="Times New Roman" w:cs="Times New Roman"/>
-          <w:sz w:val="24"/>
-          <w:szCs w:val="24"/>
-        </w:rPr>
-        <w:t>t</w:t>
-      </w:r>
-      <w:r>
-        <w:rPr>
-          <w:rFonts w:ascii="Times New Roman" w:hAnsi="Times New Roman" w:cs="Times New Roman"/>
-          <w:sz w:val="24"/>
-          <w:szCs w:val="24"/>
-        </w:rPr>
-        <w:t xml:space="preserve"> for interactive features</w:t>
-      </w:r>
-      <w:r>
-        <w:rPr>
-          <w:rFonts w:ascii="Times New Roman" w:hAnsi="Times New Roman" w:cs="Times New Roman"/>
-          <w:sz w:val="24"/>
-          <w:szCs w:val="24"/>
-        </w:rPr>
-        <w:t>.</w:t>
-      </w:r>
-      <w:r>
-        <w:rPr>
-          <w:rFonts w:ascii="Times New Roman" w:hAnsi="Times New Roman" w:cs="Times New Roman"/>
-          <w:sz w:val="24"/>
-          <w:szCs w:val="24"/>
-        </w:rPr>
-        <w:t xml:space="preserve"> </w:t>
-      </w:r>
-      <w:r>
-        <w:rPr>
-          <w:rFonts w:ascii="Times New Roman" w:hAnsi="Times New Roman" w:cs="Times New Roman"/>
-          <w:sz w:val="24"/>
-          <w:szCs w:val="24"/>
-        </w:rPr>
-        <w:t>AJAX/Fetch API for updating information without refreshing the page</w:t>
-      </w:r>
-      <w:r>
-        <w:rPr>
-          <w:rFonts w:ascii="Times New Roman" w:hAnsi="Times New Roman" w:cs="Times New Roman"/>
-          <w:sz w:val="24"/>
-          <w:szCs w:val="24"/>
-        </w:rPr>
-        <w:t>.</w:t>
-      </w:r>
-      <w:r>
-        <w:rPr>
-          <w:rFonts w:ascii="Times New Roman" w:hAnsi="Times New Roman" w:cs="Times New Roman"/>
-          <w:sz w:val="24"/>
-          <w:szCs w:val="24"/>
-        </w:rPr>
-        <w:t xml:space="preserve"> </w:t>
-      </w:r>
-      <w:r>
-        <w:rPr>
-          <w:rFonts w:ascii="Times New Roman" w:hAnsi="Times New Roman" w:cs="Times New Roman"/>
-          <w:sz w:val="24"/>
-          <w:szCs w:val="24"/>
-        </w:rPr>
-        <w:t>ASP.NET Core Identity for login and user permissions</w:t>
-      </w:r>
-      <w:r>
-        <w:rPr>
-          <w:rFonts w:ascii="Times New Roman" w:hAnsi="Times New Roman" w:cs="Times New Roman"/>
-          <w:sz w:val="24"/>
-          <w:szCs w:val="24"/>
-        </w:rPr>
-        <w:t>.</w:t>
-      </w:r>
-      <w:r>
-        <w:rPr>
-          <w:rFonts w:ascii="Times New Roman" w:hAnsi="Times New Roman" w:cs="Times New Roman"/>
-          <w:sz w:val="24"/>
-          <w:szCs w:val="24"/>
-        </w:rPr>
-        <w:t xml:space="preserve"> </w:t>
-      </w:r>
-      <w:r>
-        <w:rPr>
-          <w:rFonts w:ascii="Times New Roman" w:hAnsi="Times New Roman" w:cs="Times New Roman"/>
-          <w:sz w:val="24"/>
-          <w:szCs w:val="24"/>
-        </w:rPr>
-        <w:t xml:space="preserve">GitHub </w:t>
-      </w:r>
-      <w:r>
-        <w:rPr>
-          <w:rFonts w:ascii="Times New Roman" w:hAnsi="Times New Roman" w:cs="Times New Roman"/>
-          <w:sz w:val="24"/>
-          <w:szCs w:val="24"/>
-        </w:rPr>
-        <w:t xml:space="preserve">Desktop </w:t>
-      </w:r>
-      <w:r>
-        <w:rPr>
-          <w:rFonts w:ascii="Times New Roman" w:hAnsi="Times New Roman" w:cs="Times New Roman"/>
-          <w:sz w:val="24"/>
-          <w:szCs w:val="24"/>
-        </w:rPr>
-        <w:t>for version control</w:t>
-      </w:r>
-      <w:r>
-        <w:rPr>
-          <w:rFonts w:ascii="Times New Roman" w:hAnsi="Times New Roman" w:cs="Times New Roman"/>
-          <w:sz w:val="24"/>
-          <w:szCs w:val="24"/>
-        </w:rPr>
-        <w:t>.</w:t>
+        <w:contextualSpacing/>
+        <w:jc w:val="center"/>
+        <w:rPr>
+          <w:rFonts w:ascii="Times New Roman" w:hAnsi="Times New Roman" w:cs="Times New Roman"/>
+          <w:sz w:val="24"/>
+          <w:szCs w:val="24"/>
+        </w:rPr>
+      </w:pPr>
+      <w:r>
+        <w:rPr>
+          <w:rFonts w:ascii="Times New Roman" w:hAnsi="Times New Roman" w:cs="Times New Roman"/>
+          <w:sz w:val="24"/>
+          <w:szCs w:val="24"/>
+        </w:rPr>
+        <w:t>AI Disclosure</w:t>
       </w:r>
     </w:p>
     <w:p>
@@ -976,50 +765,26 @@
           <w:szCs w:val="24"/>
         </w:rPr>
       </w:pPr>
-    </w:p>
-    <w:p>
-      <w:pPr>
-        <w:spacing w:line="480" w:lineRule="auto"/>
-        <w:ind w:firstLine="720"/>
-        <w:contextualSpacing/>
-        <w:jc w:val="center"/>
-        <w:rPr>
-          <w:rFonts w:ascii="Times New Roman" w:hAnsi="Times New Roman" w:cs="Times New Roman"/>
-          <w:sz w:val="24"/>
-          <w:szCs w:val="24"/>
-        </w:rPr>
-      </w:pPr>
-      <w:r>
-        <w:rPr>
-          <w:rFonts w:ascii="Times New Roman" w:hAnsi="Times New Roman" w:cs="Times New Roman"/>
-          <w:sz w:val="24"/>
-          <w:szCs w:val="24"/>
-        </w:rPr>
-        <w:t>AI Disclosure</w:t>
-      </w:r>
-    </w:p>
-    <w:p>
-      <w:pPr>
-        <w:spacing w:line="480" w:lineRule="auto"/>
-        <w:ind w:firstLine="720"/>
-        <w:contextualSpacing/>
-        <w:rPr>
-          <w:rFonts w:ascii="Times New Roman" w:hAnsi="Times New Roman" w:cs="Times New Roman"/>
-          <w:sz w:val="24"/>
-          <w:szCs w:val="24"/>
-        </w:rPr>
-      </w:pPr>
-      <w:r>
-        <w:rPr>
-          <w:rFonts w:ascii="Times New Roman" w:hAnsi="Times New Roman" w:cs="Times New Roman"/>
-          <w:sz w:val="24"/>
-          <w:szCs w:val="24"/>
-        </w:rPr>
-        <w:t>AI tools may be used to help with the project. The team will review and test any AI-generated code before using it. The team will make sure they understand the code and will be responsible for the final application.</w:t>
+      <w:r>
+        <w:rPr>
+          <w:rFonts w:ascii="Times New Roman" w:hAnsi="Times New Roman" w:cs="Times New Roman"/>
+          <w:sz w:val="24"/>
+          <w:szCs w:val="24"/>
+        </w:rPr>
+        <w:t xml:space="preserve">Our team used ChatGPT to review our proposal against the project requirements and improve the organization and clarity of our ideas. It helped us better understand how to structure </w:t>
+      </w:r>
+      <w:r>
+        <w:rPr>
+          <w:rFonts w:ascii="Times New Roman" w:hAnsi="Times New Roman" w:cs="Times New Roman"/>
+          <w:sz w:val="24"/>
+          <w:szCs w:val="24"/>
+        </w:rPr>
+        <w:lastRenderedPageBreak/>
+        <w:t>our data model, including the many-to-many relationship between earbuds and features, and how our planned functionality connects to the project requirements. Our team will review, understand, and be responsible for all final design and implementation decisions.</w:t>
       </w:r>
     </w:p>
     <w:sectPr>
-      <w:headerReference w:type="default" r:id="rId8"/>
+      <w:headerReference w:type="default" r:id="rId7"/>
       <w:pgSz w:w="12240" w:h="15840"/>
       <w:pgMar w:top="1440" w:right="1440" w:bottom="1440" w:left="1440" w:header="720" w:footer="720" w:gutter="0"/>
       <w:cols w:space="720"/>
@@ -1030,7 +795,7 @@
 </file>
 
 <file path=word/endnotes.xml><?xml version="1.0" encoding="utf-8"?>
-<w:endnotes xmlns:wpc="http://schemas.microsoft.com/office/word/2010/wordprocessingCanvas" xmlns:cx="http://schemas.microsoft.com/office/drawing/2014/chartex" xmlns:cx1="http://schemas.microsoft.com/office/drawing/2015/9/8/chartex" xmlns:cx2="http://schemas.microsoft.com/office/drawing/2015/10/21/chartex" xmlns:cx3="http://schemas.microsoft.com/office/drawing/2016/5/9/chartex" xmlns:cx4="http://schemas.microsoft.com/office/drawing/2016/5/10/chartex" xmlns:cx5="http://schemas.microsoft.com/office/drawing/2016/5/11/chartex" xmlns:cx6="http://schemas.microsoft.com/office/drawing/2016/5/12/chartex" xmlns:cx7="http://schemas.microsoft.com/office/drawing/2016/5/13/chartex" xmlns:cx8="http://schemas.microsoft.com/office/drawing/2016/5/14/chartex" xmlns:mc="http://schemas.openxmlformats.org/markup-compatibility/2006" xmlns:aink="http://schemas.microsoft.com/office/drawing/2016/ink" xmlns:am3d="http://schemas.microsoft.com/office/drawing/2017/model3d" xmlns:o="urn:schemas-microsoft-com:office:office" xmlns:oel="http://schemas.microsoft.com/office/2019/extlst" xmlns:r="http://schemas.openxmlformats.org/officeDocument/2006/relationships" xmlns:m="http://schemas.openxmlformats.org/officeDocument/2006/math" xmlns:v="urn:schemas-microsoft-com:vml" xmlns:wp14="http://schemas.microsoft.com/office/word/2010/wordprocessingDrawing" xmlns:wp="http://schemas.openxmlformats.org/drawingml/2006/wordprocessingDrawing" xmlns:w10="urn:schemas-microsoft-com:office:word" xmlns:w="http://schemas.openxmlformats.org/wordprocessingml/2006/main" xmlns:w14="http://schemas.microsoft.com/office/word/2010/wordml" xmlns:w15="http://schemas.microsoft.com/office/word/2012/wordml" xmlns:w16cex="http://schemas.microsoft.com/office/word/2018/wordml/cex" xmlns:w16cid="http://schemas.microsoft.com/office/word/2016/wordml/cid" xmlns:w16="http://schemas.microsoft.com/office/word/2018/wordml" xmlns:w16du="http://schemas.microsoft.com/office/word/2023/wordml/word16du" xmlns:w16sdtdh="http://schemas.microsoft.com/office/word/2020/wordml/sdtdatahash" xmlns:w16sdtfl="http://schemas.microsoft.com/office/word/2024/wordml/sdtformatlock" xmlns:w16se="http://schemas.microsoft.com/office/word/2015/wordml/symex" xmlns:wpg="http://schemas.microsoft.com/office/word/2010/wordprocessingGroup" xmlns:wpi="http://schemas.microsoft.com/office/word/2010/wordprocessingInk" xmlns:wne="http://schemas.microsoft.com/office/word/2006/wordml" xmlns:wps="http://schemas.microsoft.com/office/word/2010/wordprocessingShape" mc:Ignorable="w14 w15 w16se w16cid w16 w16cex w16sdtdh w16sdtfl w16du wp14">
+<w:endnotes xmlns:wpc="http://schemas.microsoft.com/office/word/2010/wordprocessingCanvas" xmlns:cx="http://schemas.microsoft.com/office/drawing/2014/chartex" xmlns:cx1="http://schemas.microsoft.com/office/drawing/2015/9/8/chartex" xmlns:cx2="http://schemas.microsoft.com/office/drawing/2015/10/21/chartex" xmlns:cx3="http://schemas.microsoft.com/office/drawing/2016/5/9/chartex" xmlns:cx4="http://schemas.microsoft.com/office/drawing/2016/5/10/chartex" xmlns:cx5="http://schemas.microsoft.com/office/drawing/2016/5/11/chartex" xmlns:cx6="http://schemas.microsoft.com/office/drawing/2016/5/12/chartex" xmlns:cx7="http://schemas.microsoft.com/office/drawing/2016/5/13/chartex" xmlns:cx8="http://schemas.microsoft.com/office/drawing/2016/5/14/chartex" xmlns:mc="http://schemas.openxmlformats.org/markup-compatibility/2006" xmlns:aink="http://schemas.microsoft.com/office/drawing/2016/ink" xmlns:am3d="http://schemas.microsoft.com/office/drawing/2017/model3d" xmlns:o="urn:schemas-microsoft-com:office:office" xmlns:oel="http://schemas.microsoft.com/office/2019/extlst" xmlns:r="http://schemas.openxmlformats.org/officeDocument/2006/relationships" xmlns:m="http://schemas.openxmlformats.org/officeDocument/2006/math" xmlns:v="urn:schemas-microsoft-com:vml" xmlns:wp14="http://schemas.microsoft.com/office/word/2010/wordprocessingDrawing" xmlns:wp="http://schemas.openxmlformats.org/drawingml/2006/wordprocessingDrawing" xmlns:w10="urn:schemas-microsoft-com:office:word" xmlns:w="http://schemas.openxmlformats.org/wordprocessingml/2006/main" xmlns:w14="http://schemas.microsoft.com/office/word/2010/wordml" xmlns:w15="http://schemas.microsoft.com/office/word/2012/wordml" xmlns:w16cex="http://schemas.microsoft.com/office/word/2018/wordml/cex" xmlns:w16cid="http://schemas.microsoft.com/office/word/2016/wordml/cid" xmlns:w16="http://schemas.microsoft.com/office/word/2018/wordml" xmlns:w16sdtdh="http://schemas.microsoft.com/office/word/2020/wordml/sdtdatahash" xmlns:w16se="http://schemas.microsoft.com/office/word/2015/wordml/symex" xmlns:wpg="http://schemas.microsoft.com/office/word/2010/wordprocessingGroup" xmlns:wpi="http://schemas.microsoft.com/office/word/2010/wordprocessingInk" xmlns:wne="http://schemas.microsoft.com/office/word/2006/wordml" xmlns:wps="http://schemas.microsoft.com/office/word/2010/wordprocessingShape" mc:Ignorable="w14 w15 w16se w16cid w16 w16cex w16sdtdh wp14">
   <w:endnote w:type="separator" w:id="-1">
     <w:p>
       <w:pPr>
@@ -1055,7 +820,7 @@
 </file>
 
 <file path=word/footnotes.xml><?xml version="1.0" encoding="utf-8"?>
-<w:footnotes xmlns:wpc="http://schemas.microsoft.com/office/word/2010/wordprocessingCanvas" xmlns:cx="http://schemas.microsoft.com/office/drawing/2014/chartex" xmlns:cx1="http://schemas.microsoft.com/office/drawing/2015/9/8/chartex" xmlns:cx2="http://schemas.microsoft.com/office/drawing/2015/10/21/chartex" xmlns:cx3="http://schemas.microsoft.com/office/drawing/2016/5/9/chartex" xmlns:cx4="http://schemas.microsoft.com/office/drawing/2016/5/10/chartex" xmlns:cx5="http://schemas.microsoft.com/office/drawing/2016/5/11/chartex" xmlns:cx6="http://schemas.microsoft.com/office/drawing/2016/5/12/chartex" xmlns:cx7="http://schemas.microsoft.com/office/drawing/2016/5/13/chartex" xmlns:cx8="http://schemas.microsoft.com/office/drawing/2016/5/14/chartex" xmlns:mc="http://schemas.openxmlformats.org/markup-compatibility/2006" xmlns:aink="http://schemas.microsoft.com/office/drawing/2016/ink" xmlns:am3d="http://schemas.microsoft.com/office/drawing/2017/model3d" xmlns:o="urn:schemas-microsoft-com:office:office" xmlns:oel="http://schemas.microsoft.com/office/2019/extlst" xmlns:r="http://schemas.openxmlformats.org/officeDocument/2006/relationships" xmlns:m="http://schemas.openxmlformats.org/officeDocument/2006/math" xmlns:v="urn:schemas-microsoft-com:vml" xmlns:wp14="http://schemas.microsoft.com/office/word/2010/wordprocessingDrawing" xmlns:wp="http://schemas.openxmlformats.org/drawingml/2006/wordprocessingDrawing" xmlns:w10="urn:schemas-microsoft-com:office:word" xmlns:w="http://schemas.openxmlformats.org/wordprocessingml/2006/main" xmlns:w14="http://schemas.microsoft.com/office/word/2010/wordml" xmlns:w15="http://schemas.microsoft.com/office/word/2012/wordml" xmlns:w16cex="http://schemas.microsoft.com/office/word/2018/wordml/cex" xmlns:w16cid="http://schemas.microsoft.com/office/word/2016/wordml/cid" xmlns:w16="http://schemas.microsoft.com/office/word/2018/wordml" xmlns:w16du="http://schemas.microsoft.com/office/word/2023/wordml/word16du" xmlns:w16sdtdh="http://schemas.microsoft.com/office/word/2020/wordml/sdtdatahash" xmlns:w16sdtfl="http://schemas.microsoft.com/office/word/2024/wordml/sdtformatlock" xmlns:w16se="http://schemas.microsoft.com/office/word/2015/wordml/symex" xmlns:wpg="http://schemas.microsoft.com/office/word/2010/wordprocessingGroup" xmlns:wpi="http://schemas.microsoft.com/office/word/2010/wordprocessingInk" xmlns:wne="http://schemas.microsoft.com/office/word/2006/wordml" xmlns:wps="http://schemas.microsoft.com/office/word/2010/wordprocessingShape" mc:Ignorable="w14 w15 w16se w16cid w16 w16cex w16sdtdh w16sdtfl w16du wp14">
+<w:footnotes xmlns:wpc="http://schemas.microsoft.com/office/word/2010/wordprocessingCanvas" xmlns:cx="http://schemas.microsoft.com/office/drawing/2014/chartex" xmlns:cx1="http://schemas.microsoft.com/office/drawing/2015/9/8/chartex" xmlns:cx2="http://schemas.microsoft.com/office/drawing/2015/10/21/chartex" xmlns:cx3="http://schemas.microsoft.com/office/drawing/2016/5/9/chartex" xmlns:cx4="http://schemas.microsoft.com/office/drawing/2016/5/10/chartex" xmlns:cx5="http://schemas.microsoft.com/office/drawing/2016/5/11/chartex" xmlns:cx6="http://schemas.microsoft.com/office/drawing/2016/5/12/chartex" xmlns:cx7="http://schemas.microsoft.com/office/drawing/2016/5/13/chartex" xmlns:cx8="http://schemas.microsoft.com/office/drawing/2016/5/14/chartex" xmlns:mc="http://schemas.openxmlformats.org/markup-compatibility/2006" xmlns:aink="http://schemas.microsoft.com/office/drawing/2016/ink" xmlns:am3d="http://schemas.microsoft.com/office/drawing/2017/model3d" xmlns:o="urn:schemas-microsoft-com:office:office" xmlns:oel="http://schemas.microsoft.com/office/2019/extlst" xmlns:r="http://schemas.openxmlformats.org/officeDocument/2006/relationships" xmlns:m="http://schemas.openxmlformats.org/officeDocument/2006/math" xmlns:v="urn:schemas-microsoft-com:vml" xmlns:wp14="http://schemas.microsoft.com/office/word/2010/wordprocessingDrawing" xmlns:wp="http://schemas.openxmlformats.org/drawingml/2006/wordprocessingDrawing" xmlns:w10="urn:schemas-microsoft-com:office:word" xmlns:w="http://schemas.openxmlformats.org/wordprocessingml/2006/main" xmlns:w14="http://schemas.microsoft.com/office/word/2010/wordml" xmlns:w15="http://schemas.microsoft.com/office/word/2012/wordml" xmlns:w16cex="http://schemas.microsoft.com/office/word/2018/wordml/cex" xmlns:w16cid="http://schemas.microsoft.com/office/word/2016/wordml/cid" xmlns:w16="http://schemas.microsoft.com/office/word/2018/wordml" xmlns:w16sdtdh="http://schemas.microsoft.com/office/word/2020/wordml/sdtdatahash" xmlns:w16se="http://schemas.microsoft.com/office/word/2015/wordml/symex" xmlns:wpg="http://schemas.microsoft.com/office/word/2010/wordprocessingGroup" xmlns:wpi="http://schemas.microsoft.com/office/word/2010/wordprocessingInk" xmlns:wne="http://schemas.microsoft.com/office/word/2006/wordml" xmlns:wps="http://schemas.microsoft.com/office/word/2010/wordprocessingShape" mc:Ignorable="w14 w15 w16se w16cid w16 w16cex w16sdtdh wp14">
   <w:footnote w:type="separator" w:id="-1">
     <w:p>
       <w:pPr>
@@ -1080,7 +845,7 @@
 </file>
 
 <file path=word/header1.xml><?xml version="1.0" encoding="utf-8"?>
-<w:hdr xmlns:wpc="http://schemas.microsoft.com/office/word/2010/wordprocessingCanvas" xmlns:cx="http://schemas.microsoft.com/office/drawing/2014/chartex" xmlns:cx1="http://schemas.microsoft.com/office/drawing/2015/9/8/chartex" xmlns:cx2="http://schemas.microsoft.com/office/drawing/2015/10/21/chartex" xmlns:cx3="http://schemas.microsoft.com/office/drawing/2016/5/9/chartex" xmlns:cx4="http://schemas.microsoft.com/office/drawing/2016/5/10/chartex" xmlns:cx5="http://schemas.microsoft.com/office/drawing/2016/5/11/chartex" xmlns:cx6="http://schemas.microsoft.com/office/drawing/2016/5/12/chartex" xmlns:cx7="http://schemas.microsoft.com/office/drawing/2016/5/13/chartex" xmlns:cx8="http://schemas.microsoft.com/office/drawing/2016/5/14/chartex" xmlns:mc="http://schemas.openxmlformats.org/markup-compatibility/2006" xmlns:aink="http://schemas.microsoft.com/office/drawing/2016/ink" xmlns:am3d="http://schemas.microsoft.com/office/drawing/2017/model3d" xmlns:o="urn:schemas-microsoft-com:office:office" xmlns:oel="http://schemas.microsoft.com/office/2019/extlst" xmlns:r="http://schemas.openxmlformats.org/officeDocument/2006/relationships" xmlns:m="http://schemas.openxmlformats.org/officeDocument/2006/math" xmlns:v="urn:schemas-microsoft-com:vml" xmlns:wp14="http://schemas.microsoft.com/office/word/2010/wordprocessingDrawing" xmlns:wp="http://schemas.openxmlformats.org/drawingml/2006/wordprocessingDrawing" xmlns:w10="urn:schemas-microsoft-com:office:word" xmlns:w="http://schemas.openxmlformats.org/wordprocessingml/2006/main" xmlns:w14="http://schemas.microsoft.com/office/word/2010/wordml" xmlns:w15="http://schemas.microsoft.com/office/word/2012/wordml" xmlns:w16cex="http://schemas.microsoft.com/office/word/2018/wordml/cex" xmlns:w16cid="http://schemas.microsoft.com/office/word/2016/wordml/cid" xmlns:w16="http://schemas.microsoft.com/office/word/2018/wordml" xmlns:w16du="http://schemas.microsoft.com/office/word/2023/wordml/word16du" xmlns:w16sdtdh="http://schemas.microsoft.com/office/word/2020/wordml/sdtdatahash" xmlns:w16sdtfl="http://schemas.microsoft.com/office/word/2024/wordml/sdtformatlock" xmlns:w16se="http://schemas.microsoft.com/office/word/2015/wordml/symex" xmlns:wpg="http://schemas.microsoft.com/office/word/2010/wordprocessingGroup" xmlns:wpi="http://schemas.microsoft.com/office/word/2010/wordprocessingInk" xmlns:wne="http://schemas.microsoft.com/office/word/2006/wordml" xmlns:wps="http://schemas.microsoft.com/office/word/2010/wordprocessingShape" mc:Ignorable="w14 w15 w16se w16cid w16 w16cex w16sdtdh w16sdtfl w16du wp14">
+<w:hdr xmlns:wpc="http://schemas.microsoft.com/office/word/2010/wordprocessingCanvas" xmlns:cx="http://schemas.microsoft.com/office/drawing/2014/chartex" xmlns:cx1="http://schemas.microsoft.com/office/drawing/2015/9/8/chartex" xmlns:cx2="http://schemas.microsoft.com/office/drawing/2015/10/21/chartex" xmlns:cx3="http://schemas.microsoft.com/office/drawing/2016/5/9/chartex" xmlns:cx4="http://schemas.microsoft.com/office/drawing/2016/5/10/chartex" xmlns:cx5="http://schemas.microsoft.com/office/drawing/2016/5/11/chartex" xmlns:cx6="http://schemas.microsoft.com/office/drawing/2016/5/12/chartex" xmlns:cx7="http://schemas.microsoft.com/office/drawing/2016/5/13/chartex" xmlns:cx8="http://schemas.microsoft.com/office/drawing/2016/5/14/chartex" xmlns:mc="http://schemas.openxmlformats.org/markup-compatibility/2006" xmlns:aink="http://schemas.microsoft.com/office/drawing/2016/ink" xmlns:am3d="http://schemas.microsoft.com/office/drawing/2017/model3d" xmlns:o="urn:schemas-microsoft-com:office:office" xmlns:oel="http://schemas.microsoft.com/office/2019/extlst" xmlns:r="http://schemas.openxmlformats.org/officeDocument/2006/relationships" xmlns:m="http://schemas.openxmlformats.org/officeDocument/2006/math" xmlns:v="urn:schemas-microsoft-com:vml" xmlns:wp14="http://schemas.microsoft.com/office/word/2010/wordprocessingDrawing" xmlns:wp="http://schemas.openxmlformats.org/drawingml/2006/wordprocessingDrawing" xmlns:w10="urn:schemas-microsoft-com:office:word" xmlns:w="http://schemas.openxmlformats.org/wordprocessingml/2006/main" xmlns:w14="http://schemas.microsoft.com/office/word/2010/wordml" xmlns:w15="http://schemas.microsoft.com/office/word/2012/wordml" xmlns:w16cex="http://schemas.microsoft.com/office/word/2018/wordml/cex" xmlns:w16cid="http://schemas.microsoft.com/office/word/2016/wordml/cid" xmlns:w16="http://schemas.microsoft.com/office/word/2018/wordml" xmlns:w16sdtdh="http://schemas.microsoft.com/office/word/2020/wordml/sdtdatahash" xmlns:w16se="http://schemas.microsoft.com/office/word/2015/wordml/symex" xmlns:wpg="http://schemas.microsoft.com/office/word/2010/wordprocessingGroup" xmlns:wpi="http://schemas.microsoft.com/office/word/2010/wordprocessingInk" xmlns:wne="http://schemas.microsoft.com/office/word/2006/wordml" xmlns:wps="http://schemas.microsoft.com/office/word/2010/wordprocessingShape" mc:Ignorable="w14 w15 w16se w16cid w16 w16cex w16sdtdh wp14">
   <w:p>
     <w:pPr>
       <w:pStyle w:val="Header"/>
@@ -1161,7 +926,7 @@
 </file>
 
 <file path=word/numbering.xml><?xml version="1.0" encoding="utf-8"?>
-<w:numbering xmlns:wpc="http://schemas.microsoft.com/office/word/2010/wordprocessingCanvas" xmlns:cx="http://schemas.microsoft.com/office/drawing/2014/chartex" xmlns:cx1="http://schemas.microsoft.com/office/drawing/2015/9/8/chartex" xmlns:cx2="http://schemas.microsoft.com/office/drawing/2015/10/21/chartex" xmlns:cx3="http://schemas.microsoft.com/office/drawing/2016/5/9/chartex" xmlns:cx4="http://schemas.microsoft.com/office/drawing/2016/5/10/chartex" xmlns:cx5="http://schemas.microsoft.com/office/drawing/2016/5/11/chartex" xmlns:cx6="http://schemas.microsoft.com/office/drawing/2016/5/12/chartex" xmlns:cx7="http://schemas.microsoft.com/office/drawing/2016/5/13/chartex" xmlns:cx8="http://schemas.microsoft.com/office/drawing/2016/5/14/chartex" xmlns:mc="http://schemas.openxmlformats.org/markup-compatibility/2006" xmlns:aink="http://schemas.microsoft.com/office/drawing/2016/ink" xmlns:am3d="http://schemas.microsoft.com/office/drawing/2017/model3d" xmlns:o="urn:schemas-microsoft-com:office:office" xmlns:oel="http://schemas.microsoft.com/office/2019/extlst" xmlns:r="http://schemas.openxmlformats.org/officeDocument/2006/relationships" xmlns:m="http://schemas.openxmlformats.org/officeDocument/2006/math" xmlns:v="urn:schemas-microsoft-com:vml" xmlns:wp14="http://schemas.microsoft.com/office/word/2010/wordprocessingDrawing" xmlns:wp="http://schemas.openxmlformats.org/drawingml/2006/wordprocessingDrawing" xmlns:w10="urn:schemas-microsoft-com:office:word" xmlns:w="http://schemas.openxmlformats.org/wordprocessingml/2006/main" xmlns:w14="http://schemas.microsoft.com/office/word/2010/wordml" xmlns:w15="http://schemas.microsoft.com/office/word/2012/wordml" xmlns:w16cex="http://schemas.microsoft.com/office/word/2018/wordml/cex" xmlns:w16cid="http://schemas.microsoft.com/office/word/2016/wordml/cid" xmlns:w16="http://schemas.microsoft.com/office/word/2018/wordml" xmlns:w16du="http://schemas.microsoft.com/office/word/2023/wordml/word16du" xmlns:w16sdtdh="http://schemas.microsoft.com/office/word/2020/wordml/sdtdatahash" xmlns:w16sdtfl="http://schemas.microsoft.com/office/word/2024/wordml/sdtformatlock" xmlns:w16se="http://schemas.microsoft.com/office/word/2015/wordml/symex" xmlns:wpg="http://schemas.microsoft.com/office/word/2010/wordprocessingGroup" xmlns:wpi="http://schemas.microsoft.com/office/word/2010/wordprocessingInk" xmlns:wne="http://schemas.microsoft.com/office/word/2006/wordml" xmlns:wps="http://schemas.microsoft.com/office/word/2010/wordprocessingShape" mc:Ignorable="w14 w15 w16se w16cid w16 w16cex w16sdtdh w16sdtfl w16du wp14">
+<w:numbering xmlns:wpc="http://schemas.microsoft.com/office/word/2010/wordprocessingCanvas" xmlns:cx="http://schemas.microsoft.com/office/drawing/2014/chartex" xmlns:cx1="http://schemas.microsoft.com/office/drawing/2015/9/8/chartex" xmlns:cx2="http://schemas.microsoft.com/office/drawing/2015/10/21/chartex" xmlns:cx3="http://schemas.microsoft.com/office/drawing/2016/5/9/chartex" xmlns:cx4="http://schemas.microsoft.com/office/drawing/2016/5/10/chartex" xmlns:cx5="http://schemas.microsoft.com/office/drawing/2016/5/11/chartex" xmlns:cx6="http://schemas.microsoft.com/office/drawing/2016/5/12/chartex" xmlns:cx7="http://schemas.microsoft.com/office/drawing/2016/5/13/chartex" xmlns:cx8="http://schemas.microsoft.com/office/drawing/2016/5/14/chartex" xmlns:mc="http://schemas.openxmlformats.org/markup-compatibility/2006" xmlns:aink="http://schemas.microsoft.com/office/drawing/2016/ink" xmlns:am3d="http://schemas.microsoft.com/office/drawing/2017/model3d" xmlns:o="urn:schemas-microsoft-com:office:office" xmlns:oel="http://schemas.microsoft.com/office/2019/extlst" xmlns:r="http://schemas.openxmlformats.org/officeDocument/2006/relationships" xmlns:m="http://schemas.openxmlformats.org/officeDocument/2006/math" xmlns:v="urn:schemas-microsoft-com:vml" xmlns:wp14="http://schemas.microsoft.com/office/word/2010/wordprocessingDrawing" xmlns:wp="http://schemas.openxmlformats.org/drawingml/2006/wordprocessingDrawing" xmlns:w10="urn:schemas-microsoft-com:office:word" xmlns:w="http://schemas.openxmlformats.org/wordprocessingml/2006/main" xmlns:w14="http://schemas.microsoft.com/office/word/2010/wordml" xmlns:w15="http://schemas.microsoft.com/office/word/2012/wordml" xmlns:w16cex="http://schemas.microsoft.com/office/word/2018/wordml/cex" xmlns:w16cid="http://schemas.microsoft.com/office/word/2016/wordml/cid" xmlns:w16="http://schemas.microsoft.com/office/word/2018/wordml" xmlns:w16sdtdh="http://schemas.microsoft.com/office/word/2020/wordml/sdtdatahash" xmlns:w16se="http://schemas.microsoft.com/office/word/2015/wordml/symex" xmlns:wpg="http://schemas.microsoft.com/office/word/2010/wordprocessingGroup" xmlns:wpi="http://schemas.microsoft.com/office/word/2010/wordprocessingInk" xmlns:wne="http://schemas.microsoft.com/office/word/2006/wordml" xmlns:wps="http://schemas.microsoft.com/office/word/2010/wordprocessingShape" mc:Ignorable="w14 w15 w16se w16cid w16 w16cex w16sdtdh wp14">
   <w:abstractNum w:abstractNumId="0" w15:restartNumberingAfterBreak="0">
     <w:nsid w:val="6FD93941"/>
     <w:multiLevelType w:val="hybridMultilevel"/>
@@ -1281,7 +1046,7 @@
 </file>
 
 <file path=word/styles.xml><?xml version="1.0" encoding="utf-8"?>
-<w:styles xmlns:mc="http://schemas.openxmlformats.org/markup-compatibility/2006" xmlns:r="http://schemas.openxmlformats.org/officeDocument/2006/relationships" xmlns:w="http://schemas.openxmlformats.org/wordprocessingml/2006/main" xmlns:w14="http://schemas.microsoft.com/office/word/2010/wordml" xmlns:w15="http://schemas.microsoft.com/office/word/2012/wordml" xmlns:w16cex="http://schemas.microsoft.com/office/word/2018/wordml/cex" xmlns:w16cid="http://schemas.microsoft.com/office/word/2016/wordml/cid" xmlns:w16="http://schemas.microsoft.com/office/word/2018/wordml" xmlns:w16du="http://schemas.microsoft.com/office/word/2023/wordml/word16du" xmlns:w16sdtdh="http://schemas.microsoft.com/office/word/2020/wordml/sdtdatahash" xmlns:w16sdtfl="http://schemas.microsoft.com/office/word/2024/wordml/sdtformatlock" xmlns:w16se="http://schemas.microsoft.com/office/word/2015/wordml/symex" mc:Ignorable="w14 w15 w16se w16cid w16 w16cex w16sdtdh w16sdtfl w16du">
+<w:styles xmlns:mc="http://schemas.openxmlformats.org/markup-compatibility/2006" xmlns:r="http://schemas.openxmlformats.org/officeDocument/2006/relationships" xmlns:w="http://schemas.openxmlformats.org/wordprocessingml/2006/main" xmlns:w14="http://schemas.microsoft.com/office/word/2010/wordml" xmlns:w15="http://schemas.microsoft.com/office/word/2012/wordml" xmlns:w16cex="http://schemas.microsoft.com/office/word/2018/wordml/cex" xmlns:w16cid="http://schemas.microsoft.com/office/word/2016/wordml/cid" xmlns:w16="http://schemas.microsoft.com/office/word/2018/wordml" xmlns:w16sdtdh="http://schemas.microsoft.com/office/word/2020/wordml/sdtdatahash" xmlns:w16se="http://schemas.microsoft.com/office/word/2015/wordml/symex" mc:Ignorable="w14 w15 w16se w16cid w16 w16cex w16sdtdh">
   <w:docDefaults>
     <w:rPrDefault>
       <w:rPr>

--- a/Documents/Project Proposal.docx
+++ b/Documents/Project Proposal.docx
@@ -1,10 +1,10 @@
 
 <file path=word/document.xml><?xml version="1.0" encoding="utf-8"?>
-<w:document xmlns:wpc="http://schemas.microsoft.com/office/word/2010/wordprocessingCanvas" xmlns:cx="http://schemas.microsoft.com/office/drawing/2014/chartex" xmlns:cx1="http://schemas.microsoft.com/office/drawing/2015/9/8/chartex" xmlns:cx2="http://schemas.microsoft.com/office/drawing/2015/10/21/chartex" xmlns:cx3="http://schemas.microsoft.com/office/drawing/2016/5/9/chartex" xmlns:cx4="http://schemas.microsoft.com/office/drawing/2016/5/10/chartex" xmlns:cx5="http://schemas.microsoft.com/office/drawing/2016/5/11/chartex" xmlns:cx6="http://schemas.microsoft.com/office/drawing/2016/5/12/chartex" xmlns:cx7="http://schemas.microsoft.com/office/drawing/2016/5/13/chartex" xmlns:cx8="http://schemas.microsoft.com/office/drawing/2016/5/14/chartex" xmlns:mc="http://schemas.openxmlformats.org/markup-compatibility/2006" xmlns:aink="http://schemas.microsoft.com/office/drawing/2016/ink" xmlns:am3d="http://schemas.microsoft.com/office/drawing/2017/model3d" xmlns:o="urn:schemas-microsoft-com:office:office" xmlns:oel="http://schemas.microsoft.com/office/2019/extlst" xmlns:r="http://schemas.openxmlformats.org/officeDocument/2006/relationships" xmlns:m="http://schemas.openxmlformats.org/officeDocument/2006/math" xmlns:v="urn:schemas-microsoft-com:vml" xmlns:wp14="http://schemas.microsoft.com/office/word/2010/wordprocessingDrawing" xmlns:wp="http://schemas.openxmlformats.org/drawingml/2006/wordprocessingDrawing" xmlns:w10="urn:schemas-microsoft-com:office:word" xmlns:w="http://schemas.openxmlformats.org/wordprocessingml/2006/main" xmlns:w14="http://schemas.microsoft.com/office/word/2010/wordml" xmlns:w15="http://schemas.microsoft.com/office/word/2012/wordml" xmlns:w16cex="http://schemas.microsoft.com/office/word/2018/wordml/cex" xmlns:w16cid="http://schemas.microsoft.com/office/word/2016/wordml/cid" xmlns:w16="http://schemas.microsoft.com/office/word/2018/wordml" xmlns:w16sdtdh="http://schemas.microsoft.com/office/word/2020/wordml/sdtdatahash" xmlns:w16se="http://schemas.microsoft.com/office/word/2015/wordml/symex" xmlns:wpg="http://schemas.microsoft.com/office/word/2010/wordprocessingGroup" xmlns:wpi="http://schemas.microsoft.com/office/word/2010/wordprocessingInk" xmlns:wne="http://schemas.microsoft.com/office/word/2006/wordml" xmlns:wps="http://schemas.microsoft.com/office/word/2010/wordprocessingShape" mc:Ignorable="w14 w15 w16se w16cid w16 w16cex w16sdtdh wp14">
+<w:document xmlns:wpc="http://schemas.microsoft.com/office/word/2010/wordprocessingCanvas" xmlns:cx="http://schemas.microsoft.com/office/drawing/2014/chartex" xmlns:cx1="http://schemas.microsoft.com/office/drawing/2015/9/8/chartex" xmlns:cx2="http://schemas.microsoft.com/office/drawing/2015/10/21/chartex" xmlns:cx3="http://schemas.microsoft.com/office/drawing/2016/5/9/chartex" xmlns:cx4="http://schemas.microsoft.com/office/drawing/2016/5/10/chartex" xmlns:cx5="http://schemas.microsoft.com/office/drawing/2016/5/11/chartex" xmlns:cx6="http://schemas.microsoft.com/office/drawing/2016/5/12/chartex" xmlns:cx7="http://schemas.microsoft.com/office/drawing/2016/5/13/chartex" xmlns:cx8="http://schemas.microsoft.com/office/drawing/2016/5/14/chartex" xmlns:mc="http://schemas.openxmlformats.org/markup-compatibility/2006" xmlns:aink="http://schemas.microsoft.com/office/drawing/2016/ink" xmlns:am3d="http://schemas.microsoft.com/office/drawing/2017/model3d" xmlns:o="urn:schemas-microsoft-com:office:office" xmlns:oel="http://schemas.microsoft.com/office/2019/extlst" xmlns:r="http://schemas.openxmlformats.org/officeDocument/2006/relationships" xmlns:m="http://schemas.openxmlformats.org/officeDocument/2006/math" xmlns:v="urn:schemas-microsoft-com:vml" xmlns:wp14="http://schemas.microsoft.com/office/word/2010/wordprocessingDrawing" xmlns:wp="http://schemas.openxmlformats.org/drawingml/2006/wordprocessingDrawing" xmlns:w10="urn:schemas-microsoft-com:office:word" xmlns:w="http://schemas.openxmlformats.org/wordprocessingml/2006/main" xmlns:w14="http://schemas.microsoft.com/office/word/2010/wordml" xmlns:w15="http://schemas.microsoft.com/office/word/2012/wordml" xmlns:w16cex="http://schemas.microsoft.com/office/word/2018/wordml/cex" xmlns:w16cid="http://schemas.microsoft.com/office/word/2016/wordml/cid" xmlns:w16="http://schemas.microsoft.com/office/word/2018/wordml" xmlns:w16du="http://schemas.microsoft.com/office/word/2023/wordml/word16du" xmlns:w16sdtdh="http://schemas.microsoft.com/office/word/2020/wordml/sdtdatahash" xmlns:w16sdtfl="http://schemas.microsoft.com/office/word/2024/wordml/sdtformatlock" xmlns:w16se="http://schemas.microsoft.com/office/word/2015/wordml/symex" xmlns:wpg="http://schemas.microsoft.com/office/word/2010/wordprocessingGroup" xmlns:wpi="http://schemas.microsoft.com/office/word/2010/wordprocessingInk" xmlns:wne="http://schemas.microsoft.com/office/word/2006/wordml" xmlns:wps="http://schemas.microsoft.com/office/word/2010/wordprocessingShape" mc:Ignorable="w14 w15 w16se w16cid w16 w16cex w16sdtdh w16sdtfl w16du wp14">
   <w:body>
     <w:p>
       <w:pPr>
-        <w:spacing w:line="480" w:lineRule="auto"/>
+        <w:spacing w:line="360" w:lineRule="auto"/>
         <w:contextualSpacing/>
         <w:rPr>
           <w:rFonts w:ascii="Times New Roman" w:hAnsi="Times New Roman" w:cs="Times New Roman"/>
@@ -23,7 +23,7 @@
     </w:p>
     <w:p>
       <w:pPr>
-        <w:spacing w:line="480" w:lineRule="auto"/>
+        <w:spacing w:line="360" w:lineRule="auto"/>
         <w:contextualSpacing/>
         <w:rPr>
           <w:rFonts w:ascii="Times New Roman" w:hAnsi="Times New Roman" w:cs="Times New Roman"/>
@@ -58,7 +58,7 @@
     </w:p>
     <w:p>
       <w:pPr>
-        <w:spacing w:line="480" w:lineRule="auto"/>
+        <w:spacing w:line="360" w:lineRule="auto"/>
         <w:contextualSpacing/>
         <w:rPr>
           <w:rFonts w:ascii="Times New Roman" w:hAnsi="Times New Roman" w:cs="Times New Roman"/>
@@ -109,7 +109,7 @@
     </w:p>
     <w:p>
       <w:pPr>
-        <w:spacing w:line="480" w:lineRule="auto"/>
+        <w:spacing w:line="360" w:lineRule="auto"/>
         <w:contextualSpacing/>
         <w:rPr>
           <w:rFonts w:ascii="Times New Roman" w:hAnsi="Times New Roman" w:cs="Times New Roman"/>
@@ -168,7 +168,7 @@
     </w:p>
     <w:p>
       <w:pPr>
-        <w:spacing w:line="480" w:lineRule="auto"/>
+        <w:spacing w:line="360" w:lineRule="auto"/>
         <w:contextualSpacing/>
         <w:jc w:val="center"/>
         <w:rPr>
@@ -196,7 +196,7 @@
     </w:p>
     <w:p>
       <w:pPr>
-        <w:spacing w:line="480" w:lineRule="auto"/>
+        <w:spacing w:line="360" w:lineRule="auto"/>
         <w:contextualSpacing/>
         <w:jc w:val="center"/>
         <w:rPr>
@@ -216,7 +216,7 @@
     </w:p>
     <w:p>
       <w:pPr>
-        <w:spacing w:line="480" w:lineRule="auto"/>
+        <w:spacing w:line="360" w:lineRule="auto"/>
         <w:ind w:firstLine="720"/>
         <w:contextualSpacing/>
         <w:rPr>
@@ -244,7 +244,7 @@
     </w:p>
     <w:p>
       <w:pPr>
-        <w:spacing w:line="480" w:lineRule="auto"/>
+        <w:spacing w:line="360" w:lineRule="auto"/>
         <w:ind w:firstLine="720"/>
         <w:contextualSpacing/>
         <w:rPr>
@@ -280,7 +280,7 @@
     </w:p>
     <w:p>
       <w:pPr>
-        <w:spacing w:line="480" w:lineRule="auto"/>
+        <w:spacing w:line="360" w:lineRule="auto"/>
         <w:ind w:firstLine="720"/>
         <w:contextualSpacing/>
         <w:rPr>
@@ -316,7 +316,7 @@
     </w:p>
     <w:p>
       <w:pPr>
-        <w:spacing w:line="480" w:lineRule="auto"/>
+        <w:spacing w:line="360" w:lineRule="auto"/>
         <w:ind w:firstLine="720"/>
         <w:contextualSpacing/>
         <w:rPr>
@@ -328,7 +328,7 @@
     </w:p>
     <w:p>
       <w:pPr>
-        <w:spacing w:line="480" w:lineRule="auto"/>
+        <w:spacing w:line="360" w:lineRule="auto"/>
         <w:ind w:firstLine="720"/>
         <w:contextualSpacing/>
         <w:jc w:val="center"/>
@@ -349,7 +349,7 @@
     </w:p>
     <w:p>
       <w:pPr>
-        <w:spacing w:line="480" w:lineRule="auto"/>
+        <w:spacing w:line="360" w:lineRule="auto"/>
         <w:ind w:firstLine="720"/>
         <w:contextualSpacing/>
         <w:rPr>
@@ -369,7 +369,7 @@
     </w:p>
     <w:p>
       <w:pPr>
-        <w:spacing w:line="480" w:lineRule="auto"/>
+        <w:spacing w:line="360" w:lineRule="auto"/>
         <w:ind w:firstLine="720"/>
         <w:contextualSpacing/>
         <w:rPr>
@@ -389,7 +389,7 @@
     </w:p>
     <w:p>
       <w:pPr>
-        <w:spacing w:line="480" w:lineRule="auto"/>
+        <w:spacing w:line="360" w:lineRule="auto"/>
         <w:ind w:firstLine="720"/>
         <w:contextualSpacing/>
         <w:rPr>
@@ -404,13 +404,133 @@
           <w:sz w:val="24"/>
           <w:szCs w:val="24"/>
         </w:rPr>
+        <w:t>As a user I want the results to update without refreshing the page so I can change my filters quickly.</w:t>
+      </w:r>
+    </w:p>
+    <w:p>
+      <w:pPr>
+        <w:spacing w:line="360" w:lineRule="auto"/>
+        <w:ind w:firstLine="720"/>
+        <w:contextualSpacing/>
+        <w:rPr>
+          <w:rFonts w:ascii="Times New Roman" w:hAnsi="Times New Roman" w:cs="Times New Roman"/>
+          <w:sz w:val="24"/>
+          <w:szCs w:val="24"/>
+        </w:rPr>
+      </w:pPr>
+      <w:r>
+        <w:rPr>
+          <w:rFonts w:ascii="Times New Roman" w:hAnsi="Times New Roman" w:cs="Times New Roman"/>
+          <w:sz w:val="24"/>
+          <w:szCs w:val="24"/>
+        </w:rPr>
+        <w:t>As a user I want to view the details of an earbud so I can see all of its specifications.</w:t>
+      </w:r>
+    </w:p>
+    <w:p>
+      <w:pPr>
+        <w:spacing w:line="360" w:lineRule="auto"/>
+        <w:ind w:firstLine="720"/>
+        <w:contextualSpacing/>
+        <w:rPr>
+          <w:rFonts w:ascii="Times New Roman" w:hAnsi="Times New Roman" w:cs="Times New Roman"/>
+          <w:sz w:val="24"/>
+          <w:szCs w:val="24"/>
+        </w:rPr>
+      </w:pPr>
+      <w:r>
+        <w:rPr>
+          <w:rFonts w:ascii="Times New Roman" w:hAnsi="Times New Roman" w:cs="Times New Roman"/>
+          <w:sz w:val="24"/>
+          <w:szCs w:val="24"/>
+        </w:rPr>
+        <w:t>As a user I want to compare multiple earbuds so I can see their differences.</w:t>
+      </w:r>
+    </w:p>
+    <w:p>
+      <w:pPr>
+        <w:spacing w:line="360" w:lineRule="auto"/>
+        <w:ind w:firstLine="720"/>
+        <w:contextualSpacing/>
+        <w:rPr>
+          <w:rFonts w:ascii="Times New Roman" w:hAnsi="Times New Roman" w:cs="Times New Roman"/>
+          <w:sz w:val="24"/>
+          <w:szCs w:val="24"/>
+        </w:rPr>
+      </w:pPr>
+      <w:r>
+        <w:rPr>
+          <w:rFonts w:ascii="Times New Roman" w:hAnsi="Times New Roman" w:cs="Times New Roman"/>
+          <w:sz w:val="24"/>
+          <w:szCs w:val="24"/>
+        </w:rPr>
+        <w:t>As a user I want to save earbuds to my favorites so I can find them again later.</w:t>
+      </w:r>
+    </w:p>
+    <w:p>
+      <w:pPr>
+        <w:spacing w:line="360" w:lineRule="auto"/>
+        <w:ind w:firstLine="720"/>
+        <w:contextualSpacing/>
+        <w:rPr>
+          <w:rFonts w:ascii="Times New Roman" w:hAnsi="Times New Roman" w:cs="Times New Roman"/>
+          <w:sz w:val="24"/>
+          <w:szCs w:val="24"/>
+        </w:rPr>
+      </w:pPr>
+      <w:r>
+        <w:rPr>
+          <w:rFonts w:ascii="Times New Roman" w:hAnsi="Times New Roman" w:cs="Times New Roman"/>
+          <w:sz w:val="24"/>
+          <w:szCs w:val="24"/>
+        </w:rPr>
+        <w:t>As a user I want to save my searches so I can use the same specifications again.</w:t>
+      </w:r>
+    </w:p>
+    <w:p>
+      <w:pPr>
+        <w:spacing w:line="360" w:lineRule="auto"/>
+        <w:ind w:firstLine="720"/>
+        <w:contextualSpacing/>
+        <w:rPr>
+          <w:rFonts w:ascii="Times New Roman" w:hAnsi="Times New Roman" w:cs="Times New Roman"/>
+          <w:sz w:val="24"/>
+          <w:szCs w:val="24"/>
+        </w:rPr>
+      </w:pPr>
+      <w:r>
+        <w:rPr>
+          <w:rFonts w:ascii="Times New Roman" w:hAnsi="Times New Roman" w:cs="Times New Roman"/>
+          <w:sz w:val="24"/>
+          <w:szCs w:val="24"/>
+        </w:rPr>
+        <w:t>As an admin I want to add, edit, and delete earbuds so the database stays updated.</w:t>
+      </w:r>
+    </w:p>
+    <w:p>
+      <w:pPr>
+        <w:spacing w:line="360" w:lineRule="auto"/>
+        <w:ind w:firstLine="720"/>
+        <w:contextualSpacing/>
+        <w:rPr>
+          <w:rFonts w:ascii="Times New Roman" w:hAnsi="Times New Roman" w:cs="Times New Roman"/>
+          <w:sz w:val="24"/>
+          <w:szCs w:val="24"/>
+        </w:rPr>
+      </w:pPr>
+      <w:r>
+        <w:rPr>
+          <w:rFonts w:ascii="Times New Roman" w:hAnsi="Times New Roman" w:cs="Times New Roman"/>
+          <w:sz w:val="24"/>
+          <w:szCs w:val="24"/>
+        </w:rPr>
         <w:lastRenderedPageBreak/>
-        <w:t>As a user I want the results to update without refreshing the page so I can change my filters quickly.</w:t>
-      </w:r>
-    </w:p>
-    <w:p>
-      <w:pPr>
-        <w:spacing w:line="480" w:lineRule="auto"/>
+        <w:t>As an admin I want to add, edit, and delete brands and features so the earbuds can be organized correctly.</w:t>
+      </w:r>
+    </w:p>
+    <w:p>
+      <w:pPr>
+        <w:spacing w:line="360" w:lineRule="auto"/>
         <w:ind w:firstLine="720"/>
         <w:contextualSpacing/>
         <w:rPr>
@@ -425,12 +545,12 @@
           <w:sz w:val="24"/>
           <w:szCs w:val="24"/>
         </w:rPr>
-        <w:t>As a user I want to view the details of an earbud so I can see all of its specifications.</w:t>
-      </w:r>
-    </w:p>
-    <w:p>
-      <w:pPr>
-        <w:spacing w:line="480" w:lineRule="auto"/>
+        <w:t>As a user I want to search and sort earbuds so I can find the ones I am looking for.</w:t>
+      </w:r>
+    </w:p>
+    <w:p>
+      <w:pPr>
+        <w:spacing w:line="360" w:lineRule="auto"/>
         <w:ind w:firstLine="720"/>
         <w:contextualSpacing/>
         <w:rPr>
@@ -439,58 +559,204 @@
           <w:szCs w:val="24"/>
         </w:rPr>
       </w:pPr>
-      <w:r>
-        <w:rPr>
-          <w:rFonts w:ascii="Times New Roman" w:hAnsi="Times New Roman" w:cs="Times New Roman"/>
-          <w:sz w:val="24"/>
-          <w:szCs w:val="24"/>
-        </w:rPr>
-        <w:t>As a user I want to compare multiple earbuds so I can see their differences.</w:t>
-      </w:r>
-    </w:p>
-    <w:p>
-      <w:pPr>
-        <w:spacing w:line="480" w:lineRule="auto"/>
+    </w:p>
+    <w:p>
+      <w:pPr>
+        <w:spacing w:line="360" w:lineRule="auto"/>
         <w:ind w:firstLine="720"/>
         <w:contextualSpacing/>
-        <w:rPr>
-          <w:rFonts w:ascii="Times New Roman" w:hAnsi="Times New Roman" w:cs="Times New Roman"/>
-          <w:sz w:val="24"/>
-          <w:szCs w:val="24"/>
-        </w:rPr>
-      </w:pPr>
-      <w:r>
-        <w:rPr>
-          <w:rFonts w:ascii="Times New Roman" w:hAnsi="Times New Roman" w:cs="Times New Roman"/>
-          <w:sz w:val="24"/>
-          <w:szCs w:val="24"/>
-        </w:rPr>
-        <w:t>As a user I want to save earbuds to my favorites so I can find them again later.</w:t>
-      </w:r>
-    </w:p>
-    <w:p>
-      <w:pPr>
-        <w:spacing w:line="480" w:lineRule="auto"/>
+        <w:jc w:val="center"/>
+        <w:rPr>
+          <w:rFonts w:ascii="Times New Roman" w:hAnsi="Times New Roman" w:cs="Times New Roman"/>
+          <w:sz w:val="24"/>
+          <w:szCs w:val="24"/>
+        </w:rPr>
+      </w:pPr>
+      <w:r>
+        <w:rPr>
+          <w:rFonts w:ascii="Times New Roman" w:hAnsi="Times New Roman" w:cs="Times New Roman"/>
+          <w:sz w:val="24"/>
+          <w:szCs w:val="24"/>
+        </w:rPr>
+        <w:t>Technolog</w:t>
+      </w:r>
+      <w:r>
+        <w:rPr>
+          <w:rFonts w:ascii="Times New Roman" w:hAnsi="Times New Roman" w:cs="Times New Roman"/>
+          <w:sz w:val="24"/>
+          <w:szCs w:val="24"/>
+        </w:rPr>
+        <w:t>y We’ll Use</w:t>
+      </w:r>
+    </w:p>
+    <w:p>
+      <w:pPr>
+        <w:spacing w:line="360" w:lineRule="auto"/>
+        <w:contextualSpacing/>
+        <w:rPr>
+          <w:rFonts w:ascii="Times New Roman" w:hAnsi="Times New Roman" w:cs="Times New Roman"/>
+          <w:sz w:val="24"/>
+          <w:szCs w:val="24"/>
+        </w:rPr>
+      </w:pPr>
+      <w:r>
+        <w:rPr>
+          <w:rFonts w:ascii="Times New Roman" w:hAnsi="Times New Roman" w:cs="Times New Roman"/>
+          <w:sz w:val="24"/>
+          <w:szCs w:val="24"/>
+        </w:rPr>
+        <w:t>ASP.NET Core MVC / C# – main application and server-side logic.</w:t>
+      </w:r>
+    </w:p>
+    <w:p>
+      <w:pPr>
+        <w:spacing w:line="360" w:lineRule="auto"/>
+        <w:contextualSpacing/>
+        <w:rPr>
+          <w:rFonts w:ascii="Times New Roman" w:hAnsi="Times New Roman" w:cs="Times New Roman"/>
+          <w:sz w:val="24"/>
+          <w:szCs w:val="24"/>
+        </w:rPr>
+      </w:pPr>
+      <w:r>
+        <w:rPr>
+          <w:rFonts w:ascii="Times New Roman" w:hAnsi="Times New Roman" w:cs="Times New Roman"/>
+          <w:sz w:val="24"/>
+          <w:szCs w:val="24"/>
+        </w:rPr>
+        <w:t>Entity Framework Core / SQL Server – database access and storage.</w:t>
+      </w:r>
+    </w:p>
+    <w:p>
+      <w:pPr>
+        <w:spacing w:line="360" w:lineRule="auto"/>
+        <w:contextualSpacing/>
+        <w:rPr>
+          <w:rFonts w:ascii="Times New Roman" w:hAnsi="Times New Roman" w:cs="Times New Roman"/>
+          <w:sz w:val="24"/>
+          <w:szCs w:val="24"/>
+        </w:rPr>
+      </w:pPr>
+      <w:r>
+        <w:rPr>
+          <w:rFonts w:ascii="Times New Roman" w:hAnsi="Times New Roman" w:cs="Times New Roman"/>
+          <w:sz w:val="24"/>
+          <w:szCs w:val="24"/>
+        </w:rPr>
+        <w:t>RESTful Web API – retrieve and manage earbud data using GET, POST, PUT, and DELETE.</w:t>
+      </w:r>
+    </w:p>
+    <w:p>
+      <w:pPr>
+        <w:spacing w:line="360" w:lineRule="auto"/>
+        <w:contextualSpacing/>
+        <w:rPr>
+          <w:rFonts w:ascii="Times New Roman" w:hAnsi="Times New Roman" w:cs="Times New Roman"/>
+          <w:sz w:val="24"/>
+          <w:szCs w:val="24"/>
+        </w:rPr>
+      </w:pPr>
+      <w:r>
+        <w:rPr>
+          <w:rFonts w:ascii="Times New Roman" w:hAnsi="Times New Roman" w:cs="Times New Roman"/>
+          <w:sz w:val="24"/>
+          <w:szCs w:val="24"/>
+        </w:rPr>
+        <w:t>HTML/CSS / Bootstrap – responsive and customized user interface.</w:t>
+      </w:r>
+    </w:p>
+    <w:p>
+      <w:pPr>
+        <w:spacing w:line="360" w:lineRule="auto"/>
+        <w:contextualSpacing/>
+        <w:rPr>
+          <w:rFonts w:ascii="Times New Roman" w:hAnsi="Times New Roman" w:cs="Times New Roman"/>
+          <w:sz w:val="24"/>
+          <w:szCs w:val="24"/>
+        </w:rPr>
+      </w:pPr>
+      <w:r>
+        <w:rPr>
+          <w:rFonts w:ascii="Times New Roman" w:hAnsi="Times New Roman" w:cs="Times New Roman"/>
+          <w:sz w:val="24"/>
+          <w:szCs w:val="24"/>
+        </w:rPr>
+        <w:t>JavaScript / AJAX / Fetch API – asynchronous filtering and favorites without page reloads.</w:t>
+      </w:r>
+    </w:p>
+    <w:p>
+      <w:pPr>
+        <w:spacing w:line="360" w:lineRule="auto"/>
+        <w:contextualSpacing/>
+        <w:rPr>
+          <w:rFonts w:ascii="Times New Roman" w:hAnsi="Times New Roman" w:cs="Times New Roman"/>
+          <w:sz w:val="24"/>
+          <w:szCs w:val="24"/>
+        </w:rPr>
+      </w:pPr>
+      <w:r>
+        <w:rPr>
+          <w:rFonts w:ascii="Times New Roman" w:hAnsi="Times New Roman" w:cs="Times New Roman"/>
+          <w:sz w:val="24"/>
+          <w:szCs w:val="24"/>
+        </w:rPr>
+        <w:t>ASP.NET Core Identity – user authentication and admin authorization.</w:t>
+      </w:r>
+    </w:p>
+    <w:p>
+      <w:pPr>
+        <w:spacing w:line="360" w:lineRule="auto"/>
+        <w:contextualSpacing/>
+        <w:rPr>
+          <w:rFonts w:ascii="Times New Roman" w:hAnsi="Times New Roman" w:cs="Times New Roman"/>
+          <w:sz w:val="24"/>
+          <w:szCs w:val="24"/>
+        </w:rPr>
+      </w:pPr>
+      <w:r>
+        <w:rPr>
+          <w:rFonts w:ascii="Times New Roman" w:hAnsi="Times New Roman" w:cs="Times New Roman"/>
+          <w:sz w:val="24"/>
+          <w:szCs w:val="24"/>
+        </w:rPr>
+        <w:t>Git / GitHub Desktop – version control and team collaboration.</w:t>
+      </w:r>
+    </w:p>
+    <w:p>
+      <w:pPr>
+        <w:spacing w:line="360" w:lineRule="auto"/>
+        <w:contextualSpacing/>
+        <w:rPr>
+          <w:rFonts w:ascii="Times New Roman" w:hAnsi="Times New Roman" w:cs="Times New Roman"/>
+          <w:sz w:val="24"/>
+          <w:szCs w:val="24"/>
+        </w:rPr>
+      </w:pPr>
+    </w:p>
+    <w:p>
+      <w:pPr>
+        <w:spacing w:line="360" w:lineRule="auto"/>
         <w:ind w:firstLine="720"/>
         <w:contextualSpacing/>
-        <w:rPr>
-          <w:rFonts w:ascii="Times New Roman" w:hAnsi="Times New Roman" w:cs="Times New Roman"/>
-          <w:sz w:val="24"/>
-          <w:szCs w:val="24"/>
-        </w:rPr>
-      </w:pPr>
-      <w:r>
-        <w:rPr>
-          <w:rFonts w:ascii="Times New Roman" w:hAnsi="Times New Roman" w:cs="Times New Roman"/>
-          <w:sz w:val="24"/>
-          <w:szCs w:val="24"/>
-        </w:rPr>
-        <w:t>As a user I want to save my searches so I can use the same specifications again.</w:t>
-      </w:r>
-    </w:p>
-    <w:p>
-      <w:pPr>
-        <w:spacing w:line="480" w:lineRule="auto"/>
+        <w:jc w:val="center"/>
+        <w:rPr>
+          <w:rFonts w:ascii="Times New Roman" w:hAnsi="Times New Roman" w:cs="Times New Roman"/>
+          <w:sz w:val="24"/>
+          <w:szCs w:val="24"/>
+        </w:rPr>
+      </w:pPr>
+      <w:r>
+        <w:rPr>
+          <w:rFonts w:ascii="Times New Roman" w:hAnsi="Times New Roman" w:cs="Times New Roman"/>
+          <w:sz w:val="24"/>
+          <w:szCs w:val="24"/>
+        </w:rPr>
+        <w:t>AI Disclosure</w:t>
+      </w:r>
+    </w:p>
+    <w:p>
+      <w:pPr>
+        <w:spacing w:line="360" w:lineRule="auto"/>
         <w:ind w:firstLine="720"/>
         <w:contextualSpacing/>
         <w:rPr>
@@ -505,282 +771,7 @@
           <w:sz w:val="24"/>
           <w:szCs w:val="24"/>
         </w:rPr>
-        <w:t>As an admin I want to add, edit, and delete earbuds so the database stays updated.</w:t>
-      </w:r>
-    </w:p>
-    <w:p>
-      <w:pPr>
-        <w:spacing w:line="480" w:lineRule="auto"/>
-        <w:ind w:firstLine="720"/>
-        <w:contextualSpacing/>
-        <w:rPr>
-          <w:rFonts w:ascii="Times New Roman" w:hAnsi="Times New Roman" w:cs="Times New Roman"/>
-          <w:sz w:val="24"/>
-          <w:szCs w:val="24"/>
-        </w:rPr>
-      </w:pPr>
-      <w:r>
-        <w:rPr>
-          <w:rFonts w:ascii="Times New Roman" w:hAnsi="Times New Roman" w:cs="Times New Roman"/>
-          <w:sz w:val="24"/>
-          <w:szCs w:val="24"/>
-        </w:rPr>
-        <w:t>As an admin I want to add, edit, and delete brands and features so the earbuds can be organized correctly.</w:t>
-      </w:r>
-    </w:p>
-    <w:p>
-      <w:pPr>
-        <w:spacing w:line="480" w:lineRule="auto"/>
-        <w:ind w:firstLine="720"/>
-        <w:contextualSpacing/>
-        <w:rPr>
-          <w:rFonts w:ascii="Times New Roman" w:hAnsi="Times New Roman" w:cs="Times New Roman"/>
-          <w:sz w:val="24"/>
-          <w:szCs w:val="24"/>
-        </w:rPr>
-      </w:pPr>
-      <w:r>
-        <w:rPr>
-          <w:rFonts w:ascii="Times New Roman" w:hAnsi="Times New Roman" w:cs="Times New Roman"/>
-          <w:sz w:val="24"/>
-          <w:szCs w:val="24"/>
-        </w:rPr>
-        <w:t>As a user I want to search and sort earbuds so I can find the ones I am looking for.</w:t>
-      </w:r>
-    </w:p>
-    <w:p>
-      <w:pPr>
-        <w:spacing w:line="480" w:lineRule="auto"/>
-        <w:ind w:firstLine="720"/>
-        <w:contextualSpacing/>
-        <w:rPr>
-          <w:rFonts w:ascii="Times New Roman" w:hAnsi="Times New Roman" w:cs="Times New Roman"/>
-          <w:sz w:val="24"/>
-          <w:szCs w:val="24"/>
-        </w:rPr>
-      </w:pPr>
-    </w:p>
-    <w:p>
-      <w:pPr>
-        <w:spacing w:line="480" w:lineRule="auto"/>
-        <w:ind w:firstLine="720"/>
-        <w:contextualSpacing/>
-        <w:jc w:val="center"/>
-        <w:rPr>
-          <w:rFonts w:ascii="Times New Roman" w:hAnsi="Times New Roman" w:cs="Times New Roman"/>
-          <w:sz w:val="24"/>
-          <w:szCs w:val="24"/>
-        </w:rPr>
-      </w:pPr>
-      <w:r>
-        <w:rPr>
-          <w:rFonts w:ascii="Times New Roman" w:hAnsi="Times New Roman" w:cs="Times New Roman"/>
-          <w:sz w:val="24"/>
-          <w:szCs w:val="24"/>
-        </w:rPr>
-        <w:t>Technolog</w:t>
-      </w:r>
-      <w:r>
-        <w:rPr>
-          <w:rFonts w:ascii="Times New Roman" w:hAnsi="Times New Roman" w:cs="Times New Roman"/>
-          <w:sz w:val="24"/>
-          <w:szCs w:val="24"/>
-        </w:rPr>
-        <w:t>y We’ll Use</w:t>
-      </w:r>
-    </w:p>
-    <w:p>
-      <w:pPr>
-        <w:spacing w:line="480" w:lineRule="auto"/>
-        <w:contextualSpacing/>
-        <w:rPr>
-          <w:rFonts w:ascii="Times New Roman" w:hAnsi="Times New Roman" w:cs="Times New Roman"/>
-          <w:sz w:val="24"/>
-          <w:szCs w:val="24"/>
-        </w:rPr>
-      </w:pPr>
-      <w:r>
-        <w:rPr>
-          <w:rFonts w:ascii="Times New Roman" w:hAnsi="Times New Roman" w:cs="Times New Roman"/>
-          <w:sz w:val="24"/>
-          <w:szCs w:val="24"/>
-        </w:rPr>
-        <w:t>ASP.NET Core MVC / C# – main application and server-side logic.</w:t>
-      </w:r>
-    </w:p>
-    <w:p>
-      <w:pPr>
-        <w:spacing w:line="480" w:lineRule="auto"/>
-        <w:contextualSpacing/>
-        <w:rPr>
-          <w:rFonts w:ascii="Times New Roman" w:hAnsi="Times New Roman" w:cs="Times New Roman"/>
-          <w:sz w:val="24"/>
-          <w:szCs w:val="24"/>
-        </w:rPr>
-      </w:pPr>
-      <w:r>
-        <w:rPr>
-          <w:rFonts w:ascii="Times New Roman" w:hAnsi="Times New Roman" w:cs="Times New Roman"/>
-          <w:sz w:val="24"/>
-          <w:szCs w:val="24"/>
-        </w:rPr>
-        <w:t>Entity Framework Core / SQL Server – database access and storage.</w:t>
-      </w:r>
-    </w:p>
-    <w:p>
-      <w:pPr>
-        <w:spacing w:line="480" w:lineRule="auto"/>
-        <w:contextualSpacing/>
-        <w:rPr>
-          <w:rFonts w:ascii="Times New Roman" w:hAnsi="Times New Roman" w:cs="Times New Roman"/>
-          <w:sz w:val="24"/>
-          <w:szCs w:val="24"/>
-        </w:rPr>
-      </w:pPr>
-      <w:r>
-        <w:rPr>
-          <w:rFonts w:ascii="Times New Roman" w:hAnsi="Times New Roman" w:cs="Times New Roman"/>
-          <w:sz w:val="24"/>
-          <w:szCs w:val="24"/>
-        </w:rPr>
-        <w:t>RESTful Web API – retrieve and manage earbud data using GET, POST, PUT, and DELETE.</w:t>
-      </w:r>
-    </w:p>
-    <w:p>
-      <w:pPr>
-        <w:spacing w:line="480" w:lineRule="auto"/>
-        <w:contextualSpacing/>
-        <w:rPr>
-          <w:rFonts w:ascii="Times New Roman" w:hAnsi="Times New Roman" w:cs="Times New Roman"/>
-          <w:sz w:val="24"/>
-          <w:szCs w:val="24"/>
-        </w:rPr>
-      </w:pPr>
-      <w:r>
-        <w:rPr>
-          <w:rFonts w:ascii="Times New Roman" w:hAnsi="Times New Roman" w:cs="Times New Roman"/>
-          <w:sz w:val="24"/>
-          <w:szCs w:val="24"/>
-        </w:rPr>
-        <w:t>HTML/CSS / Bootstrap – responsive and customized user interface.</w:t>
-      </w:r>
-    </w:p>
-    <w:p>
-      <w:pPr>
-        <w:spacing w:line="480" w:lineRule="auto"/>
-        <w:contextualSpacing/>
-        <w:rPr>
-          <w:rFonts w:ascii="Times New Roman" w:hAnsi="Times New Roman" w:cs="Times New Roman"/>
-          <w:sz w:val="24"/>
-          <w:szCs w:val="24"/>
-        </w:rPr>
-      </w:pPr>
-      <w:r>
-        <w:rPr>
-          <w:rFonts w:ascii="Times New Roman" w:hAnsi="Times New Roman" w:cs="Times New Roman"/>
-          <w:sz w:val="24"/>
-          <w:szCs w:val="24"/>
-        </w:rPr>
-        <w:t>JavaScript / AJAX / Fetch API – asynchronous filtering and favorites without page reloads.</w:t>
-      </w:r>
-    </w:p>
-    <w:p>
-      <w:pPr>
-        <w:spacing w:line="480" w:lineRule="auto"/>
-        <w:contextualSpacing/>
-        <w:rPr>
-          <w:rFonts w:ascii="Times New Roman" w:hAnsi="Times New Roman" w:cs="Times New Roman"/>
-          <w:sz w:val="24"/>
-          <w:szCs w:val="24"/>
-        </w:rPr>
-      </w:pPr>
-      <w:r>
-        <w:rPr>
-          <w:rFonts w:ascii="Times New Roman" w:hAnsi="Times New Roman" w:cs="Times New Roman"/>
-          <w:sz w:val="24"/>
-          <w:szCs w:val="24"/>
-        </w:rPr>
-        <w:t>ASP.NET Core Identity – user authentication and admin authorization.</w:t>
-      </w:r>
-    </w:p>
-    <w:p>
-      <w:pPr>
-        <w:spacing w:line="480" w:lineRule="auto"/>
-        <w:contextualSpacing/>
-        <w:rPr>
-          <w:rFonts w:ascii="Times New Roman" w:hAnsi="Times New Roman" w:cs="Times New Roman"/>
-          <w:sz w:val="24"/>
-          <w:szCs w:val="24"/>
-        </w:rPr>
-      </w:pPr>
-      <w:r>
-        <w:rPr>
-          <w:rFonts w:ascii="Times New Roman" w:hAnsi="Times New Roman" w:cs="Times New Roman"/>
-          <w:sz w:val="24"/>
-          <w:szCs w:val="24"/>
-        </w:rPr>
-        <w:t>Git / GitHub Desktop – version control and team collaboration.</w:t>
-      </w:r>
-    </w:p>
-    <w:p>
-      <w:pPr>
-        <w:spacing w:line="480" w:lineRule="auto"/>
-        <w:contextualSpacing/>
-        <w:rPr>
-          <w:rFonts w:ascii="Times New Roman" w:hAnsi="Times New Roman" w:cs="Times New Roman"/>
-          <w:sz w:val="24"/>
-          <w:szCs w:val="24"/>
-        </w:rPr>
-      </w:pPr>
-    </w:p>
-    <w:p>
-      <w:pPr>
-        <w:spacing w:line="480" w:lineRule="auto"/>
-        <w:ind w:firstLine="720"/>
-        <w:contextualSpacing/>
-        <w:jc w:val="center"/>
-        <w:rPr>
-          <w:rFonts w:ascii="Times New Roman" w:hAnsi="Times New Roman" w:cs="Times New Roman"/>
-          <w:sz w:val="24"/>
-          <w:szCs w:val="24"/>
-        </w:rPr>
-      </w:pPr>
-      <w:r>
-        <w:rPr>
-          <w:rFonts w:ascii="Times New Roman" w:hAnsi="Times New Roman" w:cs="Times New Roman"/>
-          <w:sz w:val="24"/>
-          <w:szCs w:val="24"/>
-        </w:rPr>
-        <w:t>AI Disclosure</w:t>
-      </w:r>
-    </w:p>
-    <w:p>
-      <w:pPr>
-        <w:spacing w:line="480" w:lineRule="auto"/>
-        <w:ind w:firstLine="720"/>
-        <w:contextualSpacing/>
-        <w:rPr>
-          <w:rFonts w:ascii="Times New Roman" w:hAnsi="Times New Roman" w:cs="Times New Roman"/>
-          <w:sz w:val="24"/>
-          <w:szCs w:val="24"/>
-        </w:rPr>
-      </w:pPr>
-      <w:r>
-        <w:rPr>
-          <w:rFonts w:ascii="Times New Roman" w:hAnsi="Times New Roman" w:cs="Times New Roman"/>
-          <w:sz w:val="24"/>
-          <w:szCs w:val="24"/>
-        </w:rPr>
-        <w:t xml:space="preserve">Our team used ChatGPT to review our proposal against the project requirements and improve the organization and clarity of our ideas. It helped us better understand how to structure </w:t>
-      </w:r>
-      <w:r>
-        <w:rPr>
-          <w:rFonts w:ascii="Times New Roman" w:hAnsi="Times New Roman" w:cs="Times New Roman"/>
-          <w:sz w:val="24"/>
-          <w:szCs w:val="24"/>
-        </w:rPr>
-        <w:lastRenderedPageBreak/>
-        <w:t>our data model, including the many-to-many relationship between earbuds and features, and how our planned functionality connects to the project requirements. Our team will review, understand, and be responsible for all final design and implementation decisions.</w:t>
+        <w:t>Our team used ChatGPT to review our proposal against the project requirements and improve the organization and clarity of our ideas. It helped us better understand how to structure our data model, including the many-to-many relationship between earbuds and features, and how our planned functionality connects to the project requirements. Our team will review, understand, and be responsible for all final design and implementation decisions.</w:t>
       </w:r>
     </w:p>
     <w:sectPr>
@@ -795,7 +786,7 @@
 </file>
 
 <file path=word/endnotes.xml><?xml version="1.0" encoding="utf-8"?>
-<w:endnotes xmlns:wpc="http://schemas.microsoft.com/office/word/2010/wordprocessingCanvas" xmlns:cx="http://schemas.microsoft.com/office/drawing/2014/chartex" xmlns:cx1="http://schemas.microsoft.com/office/drawing/2015/9/8/chartex" xmlns:cx2="http://schemas.microsoft.com/office/drawing/2015/10/21/chartex" xmlns:cx3="http://schemas.microsoft.com/office/drawing/2016/5/9/chartex" xmlns:cx4="http://schemas.microsoft.com/office/drawing/2016/5/10/chartex" xmlns:cx5="http://schemas.microsoft.com/office/drawing/2016/5/11/chartex" xmlns:cx6="http://schemas.microsoft.com/office/drawing/2016/5/12/chartex" xmlns:cx7="http://schemas.microsoft.com/office/drawing/2016/5/13/chartex" xmlns:cx8="http://schemas.microsoft.com/office/drawing/2016/5/14/chartex" xmlns:mc="http://schemas.openxmlformats.org/markup-compatibility/2006" xmlns:aink="http://schemas.microsoft.com/office/drawing/2016/ink" xmlns:am3d="http://schemas.microsoft.com/office/drawing/2017/model3d" xmlns:o="urn:schemas-microsoft-com:office:office" xmlns:oel="http://schemas.microsoft.com/office/2019/extlst" xmlns:r="http://schemas.openxmlformats.org/officeDocument/2006/relationships" xmlns:m="http://schemas.openxmlformats.org/officeDocument/2006/math" xmlns:v="urn:schemas-microsoft-com:vml" xmlns:wp14="http://schemas.microsoft.com/office/word/2010/wordprocessingDrawing" xmlns:wp="http://schemas.openxmlformats.org/drawingml/2006/wordprocessingDrawing" xmlns:w10="urn:schemas-microsoft-com:office:word" xmlns:w="http://schemas.openxmlformats.org/wordprocessingml/2006/main" xmlns:w14="http://schemas.microsoft.com/office/word/2010/wordml" xmlns:w15="http://schemas.microsoft.com/office/word/2012/wordml" xmlns:w16cex="http://schemas.microsoft.com/office/word/2018/wordml/cex" xmlns:w16cid="http://schemas.microsoft.com/office/word/2016/wordml/cid" xmlns:w16="http://schemas.microsoft.com/office/word/2018/wordml" xmlns:w16sdtdh="http://schemas.microsoft.com/office/word/2020/wordml/sdtdatahash" xmlns:w16se="http://schemas.microsoft.com/office/word/2015/wordml/symex" xmlns:wpg="http://schemas.microsoft.com/office/word/2010/wordprocessingGroup" xmlns:wpi="http://schemas.microsoft.com/office/word/2010/wordprocessingInk" xmlns:wne="http://schemas.microsoft.com/office/word/2006/wordml" xmlns:wps="http://schemas.microsoft.com/office/word/2010/wordprocessingShape" mc:Ignorable="w14 w15 w16se w16cid w16 w16cex w16sdtdh wp14">
+<w:endnotes xmlns:wpc="http://schemas.microsoft.com/office/word/2010/wordprocessingCanvas" xmlns:cx="http://schemas.microsoft.com/office/drawing/2014/chartex" xmlns:cx1="http://schemas.microsoft.com/office/drawing/2015/9/8/chartex" xmlns:cx2="http://schemas.microsoft.com/office/drawing/2015/10/21/chartex" xmlns:cx3="http://schemas.microsoft.com/office/drawing/2016/5/9/chartex" xmlns:cx4="http://schemas.microsoft.com/office/drawing/2016/5/10/chartex" xmlns:cx5="http://schemas.microsoft.com/office/drawing/2016/5/11/chartex" xmlns:cx6="http://schemas.microsoft.com/office/drawing/2016/5/12/chartex" xmlns:cx7="http://schemas.microsoft.com/office/drawing/2016/5/13/chartex" xmlns:cx8="http://schemas.microsoft.com/office/drawing/2016/5/14/chartex" xmlns:mc="http://schemas.openxmlformats.org/markup-compatibility/2006" xmlns:aink="http://schemas.microsoft.com/office/drawing/2016/ink" xmlns:am3d="http://schemas.microsoft.com/office/drawing/2017/model3d" xmlns:o="urn:schemas-microsoft-com:office:office" xmlns:oel="http://schemas.microsoft.com/office/2019/extlst" xmlns:r="http://schemas.openxmlformats.org/officeDocument/2006/relationships" xmlns:m="http://schemas.openxmlformats.org/officeDocument/2006/math" xmlns:v="urn:schemas-microsoft-com:vml" xmlns:wp14="http://schemas.microsoft.com/office/word/2010/wordprocessingDrawing" xmlns:wp="http://schemas.openxmlformats.org/drawingml/2006/wordprocessingDrawing" xmlns:w10="urn:schemas-microsoft-com:office:word" xmlns:w="http://schemas.openxmlformats.org/wordprocessingml/2006/main" xmlns:w14="http://schemas.microsoft.com/office/word/2010/wordml" xmlns:w15="http://schemas.microsoft.com/office/word/2012/wordml" xmlns:w16cex="http://schemas.microsoft.com/office/word/2018/wordml/cex" xmlns:w16cid="http://schemas.microsoft.com/office/word/2016/wordml/cid" xmlns:w16="http://schemas.microsoft.com/office/word/2018/wordml" xmlns:w16du="http://schemas.microsoft.com/office/word/2023/wordml/word16du" xmlns:w16sdtdh="http://schemas.microsoft.com/office/word/2020/wordml/sdtdatahash" xmlns:w16sdtfl="http://schemas.microsoft.com/office/word/2024/wordml/sdtformatlock" xmlns:w16se="http://schemas.microsoft.com/office/word/2015/wordml/symex" xmlns:wpg="http://schemas.microsoft.com/office/word/2010/wordprocessingGroup" xmlns:wpi="http://schemas.microsoft.com/office/word/2010/wordprocessingInk" xmlns:wne="http://schemas.microsoft.com/office/word/2006/wordml" xmlns:wps="http://schemas.microsoft.com/office/word/2010/wordprocessingShape" mc:Ignorable="w14 w15 w16se w16cid w16 w16cex w16sdtdh w16sdtfl w16du wp14">
   <w:endnote w:type="separator" w:id="-1">
     <w:p>
       <w:pPr>
@@ -820,7 +811,7 @@
 </file>
 
 <file path=word/footnotes.xml><?xml version="1.0" encoding="utf-8"?>
-<w:footnotes xmlns:wpc="http://schemas.microsoft.com/office/word/2010/wordprocessingCanvas" xmlns:cx="http://schemas.microsoft.com/office/drawing/2014/chartex" xmlns:cx1="http://schemas.microsoft.com/office/drawing/2015/9/8/chartex" xmlns:cx2="http://schemas.microsoft.com/office/drawing/2015/10/21/chartex" xmlns:cx3="http://schemas.microsoft.com/office/drawing/2016/5/9/chartex" xmlns:cx4="http://schemas.microsoft.com/office/drawing/2016/5/10/chartex" xmlns:cx5="http://schemas.microsoft.com/office/drawing/2016/5/11/chartex" xmlns:cx6="http://schemas.microsoft.com/office/drawing/2016/5/12/chartex" xmlns:cx7="http://schemas.microsoft.com/office/drawing/2016/5/13/chartex" xmlns:cx8="http://schemas.microsoft.com/office/drawing/2016/5/14/chartex" xmlns:mc="http://schemas.openxmlformats.org/markup-compatibility/2006" xmlns:aink="http://schemas.microsoft.com/office/drawing/2016/ink" xmlns:am3d="http://schemas.microsoft.com/office/drawing/2017/model3d" xmlns:o="urn:schemas-microsoft-com:office:office" xmlns:oel="http://schemas.microsoft.com/office/2019/extlst" xmlns:r="http://schemas.openxmlformats.org/officeDocument/2006/relationships" xmlns:m="http://schemas.openxmlformats.org/officeDocument/2006/math" xmlns:v="urn:schemas-microsoft-com:vml" xmlns:wp14="http://schemas.microsoft.com/office/word/2010/wordprocessingDrawing" xmlns:wp="http://schemas.openxmlformats.org/drawingml/2006/wordprocessingDrawing" xmlns:w10="urn:schemas-microsoft-com:office:word" xmlns:w="http://schemas.openxmlformats.org/wordprocessingml/2006/main" xmlns:w14="http://schemas.microsoft.com/office/word/2010/wordml" xmlns:w15="http://schemas.microsoft.com/office/word/2012/wordml" xmlns:w16cex="http://schemas.microsoft.com/office/word/2018/wordml/cex" xmlns:w16cid="http://schemas.microsoft.com/office/word/2016/wordml/cid" xmlns:w16="http://schemas.microsoft.com/office/word/2018/wordml" xmlns:w16sdtdh="http://schemas.microsoft.com/office/word/2020/wordml/sdtdatahash" xmlns:w16se="http://schemas.microsoft.com/office/word/2015/wordml/symex" xmlns:wpg="http://schemas.microsoft.com/office/word/2010/wordprocessingGroup" xmlns:wpi="http://schemas.microsoft.com/office/word/2010/wordprocessingInk" xmlns:wne="http://schemas.microsoft.com/office/word/2006/wordml" xmlns:wps="http://schemas.microsoft.com/office/word/2010/wordprocessingShape" mc:Ignorable="w14 w15 w16se w16cid w16 w16cex w16sdtdh wp14">
+<w:footnotes xmlns:wpc="http://schemas.microsoft.com/office/word/2010/wordprocessingCanvas" xmlns:cx="http://schemas.microsoft.com/office/drawing/2014/chartex" xmlns:cx1="http://schemas.microsoft.com/office/drawing/2015/9/8/chartex" xmlns:cx2="http://schemas.microsoft.com/office/drawing/2015/10/21/chartex" xmlns:cx3="http://schemas.microsoft.com/office/drawing/2016/5/9/chartex" xmlns:cx4="http://schemas.microsoft.com/office/drawing/2016/5/10/chartex" xmlns:cx5="http://schemas.microsoft.com/office/drawing/2016/5/11/chartex" xmlns:cx6="http://schemas.microsoft.com/office/drawing/2016/5/12/chartex" xmlns:cx7="http://schemas.microsoft.com/office/drawing/2016/5/13/chartex" xmlns:cx8="http://schemas.microsoft.com/office/drawing/2016/5/14/chartex" xmlns:mc="http://schemas.openxmlformats.org/markup-compatibility/2006" xmlns:aink="http://schemas.microsoft.com/office/drawing/2016/ink" xmlns:am3d="http://schemas.microsoft.com/office/drawing/2017/model3d" xmlns:o="urn:schemas-microsoft-com:office:office" xmlns:oel="http://schemas.microsoft.com/office/2019/extlst" xmlns:r="http://schemas.openxmlformats.org/officeDocument/2006/relationships" xmlns:m="http://schemas.openxmlformats.org/officeDocument/2006/math" xmlns:v="urn:schemas-microsoft-com:vml" xmlns:wp14="http://schemas.microsoft.com/office/word/2010/wordprocessingDrawing" xmlns:wp="http://schemas.openxmlformats.org/drawingml/2006/wordprocessingDrawing" xmlns:w10="urn:schemas-microsoft-com:office:word" xmlns:w="http://schemas.openxmlformats.org/wordprocessingml/2006/main" xmlns:w14="http://schemas.microsoft.com/office/word/2010/wordml" xmlns:w15="http://schemas.microsoft.com/office/word/2012/wordml" xmlns:w16cex="http://schemas.microsoft.com/office/word/2018/wordml/cex" xmlns:w16cid="http://schemas.microsoft.com/office/word/2016/wordml/cid" xmlns:w16="http://schemas.microsoft.com/office/word/2018/wordml" xmlns:w16du="http://schemas.microsoft.com/office/word/2023/wordml/word16du" xmlns:w16sdtdh="http://schemas.microsoft.com/office/word/2020/wordml/sdtdatahash" xmlns:w16sdtfl="http://schemas.microsoft.com/office/word/2024/wordml/sdtformatlock" xmlns:w16se="http://schemas.microsoft.com/office/word/2015/wordml/symex" xmlns:wpg="http://schemas.microsoft.com/office/word/2010/wordprocessingGroup" xmlns:wpi="http://schemas.microsoft.com/office/word/2010/wordprocessingInk" xmlns:wne="http://schemas.microsoft.com/office/word/2006/wordml" xmlns:wps="http://schemas.microsoft.com/office/word/2010/wordprocessingShape" mc:Ignorable="w14 w15 w16se w16cid w16 w16cex w16sdtdh w16sdtfl w16du wp14">
   <w:footnote w:type="separator" w:id="-1">
     <w:p>
       <w:pPr>
@@ -845,7 +836,7 @@
 </file>
 
 <file path=word/header1.xml><?xml version="1.0" encoding="utf-8"?>
-<w:hdr xmlns:wpc="http://schemas.microsoft.com/office/word/2010/wordprocessingCanvas" xmlns:cx="http://schemas.microsoft.com/office/drawing/2014/chartex" xmlns:cx1="http://schemas.microsoft.com/office/drawing/2015/9/8/chartex" xmlns:cx2="http://schemas.microsoft.com/office/drawing/2015/10/21/chartex" xmlns:cx3="http://schemas.microsoft.com/office/drawing/2016/5/9/chartex" xmlns:cx4="http://schemas.microsoft.com/office/drawing/2016/5/10/chartex" xmlns:cx5="http://schemas.microsoft.com/office/drawing/2016/5/11/chartex" xmlns:cx6="http://schemas.microsoft.com/office/drawing/2016/5/12/chartex" xmlns:cx7="http://schemas.microsoft.com/office/drawing/2016/5/13/chartex" xmlns:cx8="http://schemas.microsoft.com/office/drawing/2016/5/14/chartex" xmlns:mc="http://schemas.openxmlformats.org/markup-compatibility/2006" xmlns:aink="http://schemas.microsoft.com/office/drawing/2016/ink" xmlns:am3d="http://schemas.microsoft.com/office/drawing/2017/model3d" xmlns:o="urn:schemas-microsoft-com:office:office" xmlns:oel="http://schemas.microsoft.com/office/2019/extlst" xmlns:r="http://schemas.openxmlformats.org/officeDocument/2006/relationships" xmlns:m="http://schemas.openxmlformats.org/officeDocument/2006/math" xmlns:v="urn:schemas-microsoft-com:vml" xmlns:wp14="http://schemas.microsoft.com/office/word/2010/wordprocessingDrawing" xmlns:wp="http://schemas.openxmlformats.org/drawingml/2006/wordprocessingDrawing" xmlns:w10="urn:schemas-microsoft-com:office:word" xmlns:w="http://schemas.openxmlformats.org/wordprocessingml/2006/main" xmlns:w14="http://schemas.microsoft.com/office/word/2010/wordml" xmlns:w15="http://schemas.microsoft.com/office/word/2012/wordml" xmlns:w16cex="http://schemas.microsoft.com/office/word/2018/wordml/cex" xmlns:w16cid="http://schemas.microsoft.com/office/word/2016/wordml/cid" xmlns:w16="http://schemas.microsoft.com/office/word/2018/wordml" xmlns:w16sdtdh="http://schemas.microsoft.com/office/word/2020/wordml/sdtdatahash" xmlns:w16se="http://schemas.microsoft.com/office/word/2015/wordml/symex" xmlns:wpg="http://schemas.microsoft.com/office/word/2010/wordprocessingGroup" xmlns:wpi="http://schemas.microsoft.com/office/word/2010/wordprocessingInk" xmlns:wne="http://schemas.microsoft.com/office/word/2006/wordml" xmlns:wps="http://schemas.microsoft.com/office/word/2010/wordprocessingShape" mc:Ignorable="w14 w15 w16se w16cid w16 w16cex w16sdtdh wp14">
+<w:hdr xmlns:wpc="http://schemas.microsoft.com/office/word/2010/wordprocessingCanvas" xmlns:cx="http://schemas.microsoft.com/office/drawing/2014/chartex" xmlns:cx1="http://schemas.microsoft.com/office/drawing/2015/9/8/chartex" xmlns:cx2="http://schemas.microsoft.com/office/drawing/2015/10/21/chartex" xmlns:cx3="http://schemas.microsoft.com/office/drawing/2016/5/9/chartex" xmlns:cx4="http://schemas.microsoft.com/office/drawing/2016/5/10/chartex" xmlns:cx5="http://schemas.microsoft.com/office/drawing/2016/5/11/chartex" xmlns:cx6="http://schemas.microsoft.com/office/drawing/2016/5/12/chartex" xmlns:cx7="http://schemas.microsoft.com/office/drawing/2016/5/13/chartex" xmlns:cx8="http://schemas.microsoft.com/office/drawing/2016/5/14/chartex" xmlns:mc="http://schemas.openxmlformats.org/markup-compatibility/2006" xmlns:aink="http://schemas.microsoft.com/office/drawing/2016/ink" xmlns:am3d="http://schemas.microsoft.com/office/drawing/2017/model3d" xmlns:o="urn:schemas-microsoft-com:office:office" xmlns:oel="http://schemas.microsoft.com/office/2019/extlst" xmlns:r="http://schemas.openxmlformats.org/officeDocument/2006/relationships" xmlns:m="http://schemas.openxmlformats.org/officeDocument/2006/math" xmlns:v="urn:schemas-microsoft-com:vml" xmlns:wp14="http://schemas.microsoft.com/office/word/2010/wordprocessingDrawing" xmlns:wp="http://schemas.openxmlformats.org/drawingml/2006/wordprocessingDrawing" xmlns:w10="urn:schemas-microsoft-com:office:word" xmlns:w="http://schemas.openxmlformats.org/wordprocessingml/2006/main" xmlns:w14="http://schemas.microsoft.com/office/word/2010/wordml" xmlns:w15="http://schemas.microsoft.com/office/word/2012/wordml" xmlns:w16cex="http://schemas.microsoft.com/office/word/2018/wordml/cex" xmlns:w16cid="http://schemas.microsoft.com/office/word/2016/wordml/cid" xmlns:w16="http://schemas.microsoft.com/office/word/2018/wordml" xmlns:w16du="http://schemas.microsoft.com/office/word/2023/wordml/word16du" xmlns:w16sdtdh="http://schemas.microsoft.com/office/word/2020/wordml/sdtdatahash" xmlns:w16sdtfl="http://schemas.microsoft.com/office/word/2024/wordml/sdtformatlock" xmlns:w16se="http://schemas.microsoft.com/office/word/2015/wordml/symex" xmlns:wpg="http://schemas.microsoft.com/office/word/2010/wordprocessingGroup" xmlns:wpi="http://schemas.microsoft.com/office/word/2010/wordprocessingInk" xmlns:wne="http://schemas.microsoft.com/office/word/2006/wordml" xmlns:wps="http://schemas.microsoft.com/office/word/2010/wordprocessingShape" mc:Ignorable="w14 w15 w16se w16cid w16 w16cex w16sdtdh w16sdtfl w16du wp14">
   <w:p>
     <w:pPr>
       <w:pStyle w:val="Header"/>
@@ -926,7 +917,7 @@
 </file>
 
 <file path=word/numbering.xml><?xml version="1.0" encoding="utf-8"?>
-<w:numbering xmlns:wpc="http://schemas.microsoft.com/office/word/2010/wordprocessingCanvas" xmlns:cx="http://schemas.microsoft.com/office/drawing/2014/chartex" xmlns:cx1="http://schemas.microsoft.com/office/drawing/2015/9/8/chartex" xmlns:cx2="http://schemas.microsoft.com/office/drawing/2015/10/21/chartex" xmlns:cx3="http://schemas.microsoft.com/office/drawing/2016/5/9/chartex" xmlns:cx4="http://schemas.microsoft.com/office/drawing/2016/5/10/chartex" xmlns:cx5="http://schemas.microsoft.com/office/drawing/2016/5/11/chartex" xmlns:cx6="http://schemas.microsoft.com/office/drawing/2016/5/12/chartex" xmlns:cx7="http://schemas.microsoft.com/office/drawing/2016/5/13/chartex" xmlns:cx8="http://schemas.microsoft.com/office/drawing/2016/5/14/chartex" xmlns:mc="http://schemas.openxmlformats.org/markup-compatibility/2006" xmlns:aink="http://schemas.microsoft.com/office/drawing/2016/ink" xmlns:am3d="http://schemas.microsoft.com/office/drawing/2017/model3d" xmlns:o="urn:schemas-microsoft-com:office:office" xmlns:oel="http://schemas.microsoft.com/office/2019/extlst" xmlns:r="http://schemas.openxmlformats.org/officeDocument/2006/relationships" xmlns:m="http://schemas.openxmlformats.org/officeDocument/2006/math" xmlns:v="urn:schemas-microsoft-com:vml" xmlns:wp14="http://schemas.microsoft.com/office/word/2010/wordprocessingDrawing" xmlns:wp="http://schemas.openxmlformats.org/drawingml/2006/wordprocessingDrawing" xmlns:w10="urn:schemas-microsoft-com:office:word" xmlns:w="http://schemas.openxmlformats.org/wordprocessingml/2006/main" xmlns:w14="http://schemas.microsoft.com/office/word/2010/wordml" xmlns:w15="http://schemas.microsoft.com/office/word/2012/wordml" xmlns:w16cex="http://schemas.microsoft.com/office/word/2018/wordml/cex" xmlns:w16cid="http://schemas.microsoft.com/office/word/2016/wordml/cid" xmlns:w16="http://schemas.microsoft.com/office/word/2018/wordml" xmlns:w16sdtdh="http://schemas.microsoft.com/office/word/2020/wordml/sdtdatahash" xmlns:w16se="http://schemas.microsoft.com/office/word/2015/wordml/symex" xmlns:wpg="http://schemas.microsoft.com/office/word/2010/wordprocessingGroup" xmlns:wpi="http://schemas.microsoft.com/office/word/2010/wordprocessingInk" xmlns:wne="http://schemas.microsoft.com/office/word/2006/wordml" xmlns:wps="http://schemas.microsoft.com/office/word/2010/wordprocessingShape" mc:Ignorable="w14 w15 w16se w16cid w16 w16cex w16sdtdh wp14">
+<w:numbering xmlns:wpc="http://schemas.microsoft.com/office/word/2010/wordprocessingCanvas" xmlns:cx="http://schemas.microsoft.com/office/drawing/2014/chartex" xmlns:cx1="http://schemas.microsoft.com/office/drawing/2015/9/8/chartex" xmlns:cx2="http://schemas.microsoft.com/office/drawing/2015/10/21/chartex" xmlns:cx3="http://schemas.microsoft.com/office/drawing/2016/5/9/chartex" xmlns:cx4="http://schemas.microsoft.com/office/drawing/2016/5/10/chartex" xmlns:cx5="http://schemas.microsoft.com/office/drawing/2016/5/11/chartex" xmlns:cx6="http://schemas.microsoft.com/office/drawing/2016/5/12/chartex" xmlns:cx7="http://schemas.microsoft.com/office/drawing/2016/5/13/chartex" xmlns:cx8="http://schemas.microsoft.com/office/drawing/2016/5/14/chartex" xmlns:mc="http://schemas.openxmlformats.org/markup-compatibility/2006" xmlns:aink="http://schemas.microsoft.com/office/drawing/2016/ink" xmlns:am3d="http://schemas.microsoft.com/office/drawing/2017/model3d" xmlns:o="urn:schemas-microsoft-com:office:office" xmlns:oel="http://schemas.microsoft.com/office/2019/extlst" xmlns:r="http://schemas.openxmlformats.org/officeDocument/2006/relationships" xmlns:m="http://schemas.openxmlformats.org/officeDocument/2006/math" xmlns:v="urn:schemas-microsoft-com:vml" xmlns:wp14="http://schemas.microsoft.com/office/word/2010/wordprocessingDrawing" xmlns:wp="http://schemas.openxmlformats.org/drawingml/2006/wordprocessingDrawing" xmlns:w10="urn:schemas-microsoft-com:office:word" xmlns:w="http://schemas.openxmlformats.org/wordprocessingml/2006/main" xmlns:w14="http://schemas.microsoft.com/office/word/2010/wordml" xmlns:w15="http://schemas.microsoft.com/office/word/2012/wordml" xmlns:w16cex="http://schemas.microsoft.com/office/word/2018/wordml/cex" xmlns:w16cid="http://schemas.microsoft.com/office/word/2016/wordml/cid" xmlns:w16="http://schemas.microsoft.com/office/word/2018/wordml" xmlns:w16du="http://schemas.microsoft.com/office/word/2023/wordml/word16du" xmlns:w16sdtdh="http://schemas.microsoft.com/office/word/2020/wordml/sdtdatahash" xmlns:w16sdtfl="http://schemas.microsoft.com/office/word/2024/wordml/sdtformatlock" xmlns:w16se="http://schemas.microsoft.com/office/word/2015/wordml/symex" xmlns:wpg="http://schemas.microsoft.com/office/word/2010/wordprocessingGroup" xmlns:wpi="http://schemas.microsoft.com/office/word/2010/wordprocessingInk" xmlns:wne="http://schemas.microsoft.com/office/word/2006/wordml" xmlns:wps="http://schemas.microsoft.com/office/word/2010/wordprocessingShape" mc:Ignorable="w14 w15 w16se w16cid w16 w16cex w16sdtdh w16sdtfl w16du wp14">
   <w:abstractNum w:abstractNumId="0" w15:restartNumberingAfterBreak="0">
     <w:nsid w:val="6FD93941"/>
     <w:multiLevelType w:val="hybridMultilevel"/>
@@ -1046,7 +1037,7 @@
 </file>
 
 <file path=word/styles.xml><?xml version="1.0" encoding="utf-8"?>
-<w:styles xmlns:mc="http://schemas.openxmlformats.org/markup-compatibility/2006" xmlns:r="http://schemas.openxmlformats.org/officeDocument/2006/relationships" xmlns:w="http://schemas.openxmlformats.org/wordprocessingml/2006/main" xmlns:w14="http://schemas.microsoft.com/office/word/2010/wordml" xmlns:w15="http://schemas.microsoft.com/office/word/2012/wordml" xmlns:w16cex="http://schemas.microsoft.com/office/word/2018/wordml/cex" xmlns:w16cid="http://schemas.microsoft.com/office/word/2016/wordml/cid" xmlns:w16="http://schemas.microsoft.com/office/word/2018/wordml" xmlns:w16sdtdh="http://schemas.microsoft.com/office/word/2020/wordml/sdtdatahash" xmlns:w16se="http://schemas.microsoft.com/office/word/2015/wordml/symex" mc:Ignorable="w14 w15 w16se w16cid w16 w16cex w16sdtdh">
+<w:styles xmlns:mc="http://schemas.openxmlformats.org/markup-compatibility/2006" xmlns:r="http://schemas.openxmlformats.org/officeDocument/2006/relationships" xmlns:w="http://schemas.openxmlformats.org/wordprocessingml/2006/main" xmlns:w14="http://schemas.microsoft.com/office/word/2010/wordml" xmlns:w15="http://schemas.microsoft.com/office/word/2012/wordml" xmlns:w16cex="http://schemas.microsoft.com/office/word/2018/wordml/cex" xmlns:w16cid="http://schemas.microsoft.com/office/word/2016/wordml/cid" xmlns:w16="http://schemas.microsoft.com/office/word/2018/wordml" xmlns:w16du="http://schemas.microsoft.com/office/word/2023/wordml/word16du" xmlns:w16sdtdh="http://schemas.microsoft.com/office/word/2020/wordml/sdtdatahash" xmlns:w16sdtfl="http://schemas.microsoft.com/office/word/2024/wordml/sdtformatlock" xmlns:w16se="http://schemas.microsoft.com/office/word/2015/wordml/symex" mc:Ignorable="w14 w15 w16se w16cid w16 w16cex w16sdtdh w16sdtfl w16du">
   <w:docDefaults>
     <w:rPrDefault>
       <w:rPr>
